--- a/객체지향언어/source/과제3/안태호.docx
+++ b/객체지향언어/source/과제3/안태호.docx
@@ -4222,21 +4222,30 @@
     <w:p>
       <w:pPr>
         <w:rPr>
+          <w:b/>
+          <w:bCs/>
+          <w:sz w:val="24"/>
+        </w:rPr>
+      </w:pPr>
+    </w:p>
+    <w:p>
+      <w:pPr>
+        <w:rPr>
+          <w:b/>
+          <w:bCs/>
+          <w:sz w:val="24"/>
+        </w:rPr>
+      </w:pPr>
+      <w:r>
+        <w:rPr>
           <w:rFonts w:hint="eastAsia"/>
           <w:b/>
           <w:bCs/>
           <w:sz w:val="24"/>
         </w:rPr>
-      </w:pPr>
-    </w:p>
-    <w:p>
-      <w:pPr>
-        <w:rPr>
-          <w:b/>
-          <w:bCs/>
-          <w:sz w:val="24"/>
-        </w:rPr>
-      </w:pPr>
+        <w:lastRenderedPageBreak/>
+        <w:t>AbstractPoint</w:t>
+      </w:r>
       <w:r>
         <w:rPr>
           <w:rFonts w:hint="eastAsia"/>
@@ -4244,8 +4253,7 @@
           <w:bCs/>
           <w:sz w:val="24"/>
         </w:rPr>
-        <w:lastRenderedPageBreak/>
-        <w:t>AbstractPoint</w:t>
+        <w:t>.</w:t>
       </w:r>
       <w:r>
         <w:rPr>
@@ -4254,8 +4262,359 @@
           <w:bCs/>
           <w:sz w:val="24"/>
         </w:rPr>
-        <w:t>.</w:t>
-      </w:r>
+        <w:t>cpp</w:t>
+      </w:r>
+    </w:p>
+    <w:p>
+      <w:pPr>
+        <w:rPr>
+          <w:sz w:val="20"/>
+          <w:szCs w:val="20"/>
+        </w:rPr>
+      </w:pPr>
+      <w:r>
+        <w:rPr>
+          <w:sz w:val="20"/>
+          <w:szCs w:val="20"/>
+        </w:rPr>
+        <w:t>#include "</w:t>
+      </w:r>
+      <w:proofErr w:type="spellStart"/>
+      <w:r>
+        <w:rPr>
+          <w:sz w:val="20"/>
+          <w:szCs w:val="20"/>
+        </w:rPr>
+        <w:t>AbstractPoint.h</w:t>
+      </w:r>
+      <w:proofErr w:type="spellEnd"/>
+      <w:proofErr w:type="gramStart"/>
+      <w:r>
+        <w:rPr>
+          <w:sz w:val="20"/>
+          <w:szCs w:val="20"/>
+        </w:rPr>
+        <w:t>" /</w:t>
+      </w:r>
+      <w:proofErr w:type="gramEnd"/>
+      <w:r>
+        <w:rPr>
+          <w:sz w:val="20"/>
+          <w:szCs w:val="20"/>
+        </w:rPr>
+        <w:t xml:space="preserve">/ </w:t>
+      </w:r>
+      <w:proofErr w:type="spellStart"/>
+      <w:r>
+        <w:rPr>
+          <w:sz w:val="20"/>
+          <w:szCs w:val="20"/>
+        </w:rPr>
+        <w:t>AbstractPoint</w:t>
+      </w:r>
+      <w:proofErr w:type="spellEnd"/>
+      <w:r>
+        <w:rPr>
+          <w:sz w:val="20"/>
+          <w:szCs w:val="20"/>
+        </w:rPr>
+        <w:t xml:space="preserve"> 클래스 선언 헤더 포함</w:t>
+      </w:r>
+    </w:p>
+    <w:p>
+      <w:pPr>
+        <w:rPr>
+          <w:sz w:val="20"/>
+          <w:szCs w:val="20"/>
+        </w:rPr>
+      </w:pPr>
+    </w:p>
+    <w:p>
+      <w:pPr>
+        <w:rPr>
+          <w:sz w:val="20"/>
+          <w:szCs w:val="20"/>
+        </w:rPr>
+      </w:pPr>
+      <w:proofErr w:type="gramStart"/>
+      <w:r>
+        <w:rPr>
+          <w:sz w:val="20"/>
+          <w:szCs w:val="20"/>
+        </w:rPr>
+        <w:t>// 생성자</w:t>
+      </w:r>
+      <w:proofErr w:type="gramEnd"/>
+      <w:r>
+        <w:rPr>
+          <w:sz w:val="20"/>
+          <w:szCs w:val="20"/>
+        </w:rPr>
+        <w:t xml:space="preserve"> 정의</w:t>
+      </w:r>
+    </w:p>
+    <w:p>
+      <w:pPr>
+        <w:rPr>
+          <w:sz w:val="20"/>
+          <w:szCs w:val="20"/>
+        </w:rPr>
+      </w:pPr>
+      <w:proofErr w:type="spellStart"/>
+      <w:proofErr w:type="gramStart"/>
+      <w:r>
+        <w:rPr>
+          <w:sz w:val="20"/>
+          <w:szCs w:val="20"/>
+        </w:rPr>
+        <w:t>AbstractPoint</w:t>
+      </w:r>
+      <w:proofErr w:type="spellEnd"/>
+      <w:r>
+        <w:rPr>
+          <w:sz w:val="20"/>
+          <w:szCs w:val="20"/>
+        </w:rPr>
+        <w:t>::</w:t>
+      </w:r>
+      <w:proofErr w:type="spellStart"/>
+      <w:r>
+        <w:rPr>
+          <w:sz w:val="20"/>
+          <w:szCs w:val="20"/>
+        </w:rPr>
+        <w:t>AbstractPoint</w:t>
+      </w:r>
+      <w:proofErr w:type="spellEnd"/>
+      <w:r>
+        <w:rPr>
+          <w:sz w:val="20"/>
+          <w:szCs w:val="20"/>
+        </w:rPr>
+        <w:t>(</w:t>
+      </w:r>
+      <w:proofErr w:type="gramEnd"/>
+      <w:r>
+        <w:rPr>
+          <w:sz w:val="20"/>
+          <w:szCs w:val="20"/>
+        </w:rPr>
+        <w:t>string name, int ratio) {</w:t>
+      </w:r>
+    </w:p>
+    <w:p>
+      <w:pPr>
+        <w:rPr>
+          <w:sz w:val="20"/>
+          <w:szCs w:val="20"/>
+        </w:rPr>
+      </w:pPr>
+      <w:r>
+        <w:rPr>
+          <w:sz w:val="20"/>
+          <w:szCs w:val="20"/>
+        </w:rPr>
+        <w:tab/>
+        <w:t>this-&gt;name = name</w:t>
+      </w:r>
+      <w:proofErr w:type="gramStart"/>
+      <w:r>
+        <w:rPr>
+          <w:sz w:val="20"/>
+          <w:szCs w:val="20"/>
+        </w:rPr>
+        <w:t>; /</w:t>
+      </w:r>
+      <w:proofErr w:type="gramEnd"/>
+      <w:r>
+        <w:rPr>
+          <w:sz w:val="20"/>
+          <w:szCs w:val="20"/>
+        </w:rPr>
+        <w:t>/ 매개변수 name 값을 멤버 변수에 저장</w:t>
+      </w:r>
+    </w:p>
+    <w:p>
+      <w:pPr>
+        <w:rPr>
+          <w:sz w:val="20"/>
+          <w:szCs w:val="20"/>
+        </w:rPr>
+      </w:pPr>
+      <w:r>
+        <w:rPr>
+          <w:sz w:val="20"/>
+          <w:szCs w:val="20"/>
+        </w:rPr>
+        <w:tab/>
+        <w:t>this-&gt;ratio = ratio</w:t>
+      </w:r>
+      <w:proofErr w:type="gramStart"/>
+      <w:r>
+        <w:rPr>
+          <w:sz w:val="20"/>
+          <w:szCs w:val="20"/>
+        </w:rPr>
+        <w:t>; /</w:t>
+      </w:r>
+      <w:proofErr w:type="gramEnd"/>
+      <w:r>
+        <w:rPr>
+          <w:sz w:val="20"/>
+          <w:szCs w:val="20"/>
+        </w:rPr>
+        <w:t>/ 매개변수 ratio 값을 멤버 변수에 저장</w:t>
+      </w:r>
+    </w:p>
+    <w:p>
+      <w:pPr>
+        <w:rPr>
+          <w:sz w:val="20"/>
+          <w:szCs w:val="20"/>
+        </w:rPr>
+      </w:pPr>
+      <w:r>
+        <w:rPr>
+          <w:sz w:val="20"/>
+          <w:szCs w:val="20"/>
+        </w:rPr>
+        <w:t>}</w:t>
+      </w:r>
+    </w:p>
+    <w:p>
+      <w:pPr>
+        <w:rPr>
+          <w:sz w:val="20"/>
+          <w:szCs w:val="20"/>
+        </w:rPr>
+      </w:pPr>
+      <w:r>
+        <w:rPr>
+          <w:sz w:val="20"/>
+          <w:szCs w:val="20"/>
+        </w:rPr>
+        <w:t>//현재 포인트를 반환하는 함수 정의</w:t>
+      </w:r>
+    </w:p>
+    <w:p>
+      <w:pPr>
+        <w:rPr>
+          <w:sz w:val="20"/>
+          <w:szCs w:val="20"/>
+        </w:rPr>
+      </w:pPr>
+      <w:r>
+        <w:rPr>
+          <w:sz w:val="20"/>
+          <w:szCs w:val="20"/>
+        </w:rPr>
+        <w:t xml:space="preserve">int </w:t>
+      </w:r>
+      <w:proofErr w:type="spellStart"/>
+      <w:proofErr w:type="gramStart"/>
+      <w:r>
+        <w:rPr>
+          <w:sz w:val="20"/>
+          <w:szCs w:val="20"/>
+        </w:rPr>
+        <w:t>AbstractPoint</w:t>
+      </w:r>
+      <w:proofErr w:type="spellEnd"/>
+      <w:r>
+        <w:rPr>
+          <w:sz w:val="20"/>
+          <w:szCs w:val="20"/>
+        </w:rPr>
+        <w:t>::</w:t>
+      </w:r>
+      <w:proofErr w:type="spellStart"/>
+      <w:r>
+        <w:rPr>
+          <w:sz w:val="20"/>
+          <w:szCs w:val="20"/>
+        </w:rPr>
+        <w:t>getPoint</w:t>
+      </w:r>
+      <w:proofErr w:type="spellEnd"/>
+      <w:r>
+        <w:rPr>
+          <w:sz w:val="20"/>
+          <w:szCs w:val="20"/>
+        </w:rPr>
+        <w:t>(</w:t>
+      </w:r>
+      <w:proofErr w:type="gramEnd"/>
+      <w:r>
+        <w:rPr>
+          <w:sz w:val="20"/>
+          <w:szCs w:val="20"/>
+        </w:rPr>
+        <w:t>) {</w:t>
+      </w:r>
+    </w:p>
+    <w:p>
+      <w:pPr>
+        <w:rPr>
+          <w:sz w:val="20"/>
+          <w:szCs w:val="20"/>
+        </w:rPr>
+      </w:pPr>
+      <w:r>
+        <w:rPr>
+          <w:sz w:val="20"/>
+          <w:szCs w:val="20"/>
+        </w:rPr>
+        <w:tab/>
+        <w:t>return point</w:t>
+      </w:r>
+      <w:proofErr w:type="gramStart"/>
+      <w:r>
+        <w:rPr>
+          <w:sz w:val="20"/>
+          <w:szCs w:val="20"/>
+        </w:rPr>
+        <w:t>; /</w:t>
+      </w:r>
+      <w:proofErr w:type="gramEnd"/>
+      <w:r>
+        <w:rPr>
+          <w:sz w:val="20"/>
+          <w:szCs w:val="20"/>
+        </w:rPr>
+        <w:t>/현재 포인트 값을 반환</w:t>
+      </w:r>
+    </w:p>
+    <w:p>
+      <w:pPr>
+        <w:rPr>
+          <w:sz w:val="20"/>
+          <w:szCs w:val="20"/>
+        </w:rPr>
+      </w:pPr>
+      <w:r>
+        <w:rPr>
+          <w:sz w:val="20"/>
+          <w:szCs w:val="20"/>
+        </w:rPr>
+        <w:t>}</w:t>
+      </w:r>
+    </w:p>
+    <w:p>
+      <w:pPr>
+        <w:rPr>
+          <w:sz w:val="20"/>
+          <w:szCs w:val="20"/>
+        </w:rPr>
+      </w:pPr>
+    </w:p>
+    <w:p>
+      <w:pPr>
+        <w:rPr>
+          <w:b/>
+          <w:bCs/>
+          <w:sz w:val="24"/>
+        </w:rPr>
+      </w:pPr>
       <w:r>
         <w:rPr>
           <w:rFonts w:hint="eastAsia"/>
@@ -4263,359 +4622,8 @@
           <w:bCs/>
           <w:sz w:val="24"/>
         </w:rPr>
-        <w:t>cpp</w:t>
-      </w:r>
-    </w:p>
-    <w:p>
-      <w:pPr>
-        <w:rPr>
-          <w:sz w:val="20"/>
-          <w:szCs w:val="20"/>
-        </w:rPr>
-      </w:pPr>
-      <w:r>
-        <w:rPr>
-          <w:sz w:val="20"/>
-          <w:szCs w:val="20"/>
-        </w:rPr>
-        <w:t>#include "</w:t>
-      </w:r>
-      <w:proofErr w:type="spellStart"/>
-      <w:r>
-        <w:rPr>
-          <w:sz w:val="20"/>
-          <w:szCs w:val="20"/>
-        </w:rPr>
-        <w:t>AbstractPoint.h</w:t>
-      </w:r>
-      <w:proofErr w:type="spellEnd"/>
-      <w:proofErr w:type="gramStart"/>
-      <w:r>
-        <w:rPr>
-          <w:sz w:val="20"/>
-          <w:szCs w:val="20"/>
-        </w:rPr>
-        <w:t>" /</w:t>
-      </w:r>
-      <w:proofErr w:type="gramEnd"/>
-      <w:r>
-        <w:rPr>
-          <w:sz w:val="20"/>
-          <w:szCs w:val="20"/>
-        </w:rPr>
-        <w:t xml:space="preserve">/ </w:t>
-      </w:r>
-      <w:proofErr w:type="spellStart"/>
-      <w:r>
-        <w:rPr>
-          <w:sz w:val="20"/>
-          <w:szCs w:val="20"/>
-        </w:rPr>
-        <w:t>AbstractPoint</w:t>
-      </w:r>
-      <w:proofErr w:type="spellEnd"/>
-      <w:r>
-        <w:rPr>
-          <w:sz w:val="20"/>
-          <w:szCs w:val="20"/>
-        </w:rPr>
-        <w:t xml:space="preserve"> 클래스 선언 헤더 포함</w:t>
-      </w:r>
-    </w:p>
-    <w:p>
-      <w:pPr>
-        <w:rPr>
-          <w:sz w:val="20"/>
-          <w:szCs w:val="20"/>
-        </w:rPr>
-      </w:pPr>
-    </w:p>
-    <w:p>
-      <w:pPr>
-        <w:rPr>
-          <w:sz w:val="20"/>
-          <w:szCs w:val="20"/>
-        </w:rPr>
-      </w:pPr>
-      <w:proofErr w:type="gramStart"/>
-      <w:r>
-        <w:rPr>
-          <w:sz w:val="20"/>
-          <w:szCs w:val="20"/>
-        </w:rPr>
-        <w:t>// 생성자</w:t>
-      </w:r>
-      <w:proofErr w:type="gramEnd"/>
-      <w:r>
-        <w:rPr>
-          <w:sz w:val="20"/>
-          <w:szCs w:val="20"/>
-        </w:rPr>
-        <w:t xml:space="preserve"> 정의</w:t>
-      </w:r>
-    </w:p>
-    <w:p>
-      <w:pPr>
-        <w:rPr>
-          <w:sz w:val="20"/>
-          <w:szCs w:val="20"/>
-        </w:rPr>
-      </w:pPr>
-      <w:proofErr w:type="spellStart"/>
-      <w:proofErr w:type="gramStart"/>
-      <w:r>
-        <w:rPr>
-          <w:sz w:val="20"/>
-          <w:szCs w:val="20"/>
-        </w:rPr>
-        <w:t>AbstractPoint</w:t>
-      </w:r>
-      <w:proofErr w:type="spellEnd"/>
-      <w:r>
-        <w:rPr>
-          <w:sz w:val="20"/>
-          <w:szCs w:val="20"/>
-        </w:rPr>
-        <w:t>::</w:t>
-      </w:r>
-      <w:proofErr w:type="spellStart"/>
-      <w:r>
-        <w:rPr>
-          <w:sz w:val="20"/>
-          <w:szCs w:val="20"/>
-        </w:rPr>
-        <w:t>AbstractPoint</w:t>
-      </w:r>
-      <w:proofErr w:type="spellEnd"/>
-      <w:r>
-        <w:rPr>
-          <w:sz w:val="20"/>
-          <w:szCs w:val="20"/>
-        </w:rPr>
-        <w:t>(</w:t>
-      </w:r>
-      <w:proofErr w:type="gramEnd"/>
-      <w:r>
-        <w:rPr>
-          <w:sz w:val="20"/>
-          <w:szCs w:val="20"/>
-        </w:rPr>
-        <w:t>string name, int ratio) {</w:t>
-      </w:r>
-    </w:p>
-    <w:p>
-      <w:pPr>
-        <w:rPr>
-          <w:sz w:val="20"/>
-          <w:szCs w:val="20"/>
-        </w:rPr>
-      </w:pPr>
-      <w:r>
-        <w:rPr>
-          <w:sz w:val="20"/>
-          <w:szCs w:val="20"/>
-        </w:rPr>
-        <w:tab/>
-        <w:t>this-&gt;name = name</w:t>
-      </w:r>
-      <w:proofErr w:type="gramStart"/>
-      <w:r>
-        <w:rPr>
-          <w:sz w:val="20"/>
-          <w:szCs w:val="20"/>
-        </w:rPr>
-        <w:t>; /</w:t>
-      </w:r>
-      <w:proofErr w:type="gramEnd"/>
-      <w:r>
-        <w:rPr>
-          <w:sz w:val="20"/>
-          <w:szCs w:val="20"/>
-        </w:rPr>
-        <w:t>/ 매개변수 name 값을 멤버 변수에 저장</w:t>
-      </w:r>
-    </w:p>
-    <w:p>
-      <w:pPr>
-        <w:rPr>
-          <w:sz w:val="20"/>
-          <w:szCs w:val="20"/>
-        </w:rPr>
-      </w:pPr>
-      <w:r>
-        <w:rPr>
-          <w:sz w:val="20"/>
-          <w:szCs w:val="20"/>
-        </w:rPr>
-        <w:tab/>
-        <w:t>this-&gt;ratio = ratio</w:t>
-      </w:r>
-      <w:proofErr w:type="gramStart"/>
-      <w:r>
-        <w:rPr>
-          <w:sz w:val="20"/>
-          <w:szCs w:val="20"/>
-        </w:rPr>
-        <w:t>; /</w:t>
-      </w:r>
-      <w:proofErr w:type="gramEnd"/>
-      <w:r>
-        <w:rPr>
-          <w:sz w:val="20"/>
-          <w:szCs w:val="20"/>
-        </w:rPr>
-        <w:t>/ 매개변수 ratio 값을 멤버 변수에 저장</w:t>
-      </w:r>
-    </w:p>
-    <w:p>
-      <w:pPr>
-        <w:rPr>
-          <w:sz w:val="20"/>
-          <w:szCs w:val="20"/>
-        </w:rPr>
-      </w:pPr>
-      <w:r>
-        <w:rPr>
-          <w:sz w:val="20"/>
-          <w:szCs w:val="20"/>
-        </w:rPr>
-        <w:t>}</w:t>
-      </w:r>
-    </w:p>
-    <w:p>
-      <w:pPr>
-        <w:rPr>
-          <w:sz w:val="20"/>
-          <w:szCs w:val="20"/>
-        </w:rPr>
-      </w:pPr>
-      <w:r>
-        <w:rPr>
-          <w:sz w:val="20"/>
-          <w:szCs w:val="20"/>
-        </w:rPr>
-        <w:t>//현재 포인트를 반환하는 함수 정의</w:t>
-      </w:r>
-    </w:p>
-    <w:p>
-      <w:pPr>
-        <w:rPr>
-          <w:sz w:val="20"/>
-          <w:szCs w:val="20"/>
-        </w:rPr>
-      </w:pPr>
-      <w:r>
-        <w:rPr>
-          <w:sz w:val="20"/>
-          <w:szCs w:val="20"/>
-        </w:rPr>
-        <w:t xml:space="preserve">int </w:t>
-      </w:r>
-      <w:proofErr w:type="spellStart"/>
-      <w:proofErr w:type="gramStart"/>
-      <w:r>
-        <w:rPr>
-          <w:sz w:val="20"/>
-          <w:szCs w:val="20"/>
-        </w:rPr>
-        <w:t>AbstractPoint</w:t>
-      </w:r>
-      <w:proofErr w:type="spellEnd"/>
-      <w:r>
-        <w:rPr>
-          <w:sz w:val="20"/>
-          <w:szCs w:val="20"/>
-        </w:rPr>
-        <w:t>::</w:t>
-      </w:r>
-      <w:proofErr w:type="spellStart"/>
-      <w:r>
-        <w:rPr>
-          <w:sz w:val="20"/>
-          <w:szCs w:val="20"/>
-        </w:rPr>
-        <w:t>getPoint</w:t>
-      </w:r>
-      <w:proofErr w:type="spellEnd"/>
-      <w:r>
-        <w:rPr>
-          <w:sz w:val="20"/>
-          <w:szCs w:val="20"/>
-        </w:rPr>
-        <w:t>(</w:t>
-      </w:r>
-      <w:proofErr w:type="gramEnd"/>
-      <w:r>
-        <w:rPr>
-          <w:sz w:val="20"/>
-          <w:szCs w:val="20"/>
-        </w:rPr>
-        <w:t>) {</w:t>
-      </w:r>
-    </w:p>
-    <w:p>
-      <w:pPr>
-        <w:rPr>
-          <w:sz w:val="20"/>
-          <w:szCs w:val="20"/>
-        </w:rPr>
-      </w:pPr>
-      <w:r>
-        <w:rPr>
-          <w:sz w:val="20"/>
-          <w:szCs w:val="20"/>
-        </w:rPr>
-        <w:tab/>
-        <w:t>return point</w:t>
-      </w:r>
-      <w:proofErr w:type="gramStart"/>
-      <w:r>
-        <w:rPr>
-          <w:sz w:val="20"/>
-          <w:szCs w:val="20"/>
-        </w:rPr>
-        <w:t>; /</w:t>
-      </w:r>
-      <w:proofErr w:type="gramEnd"/>
-      <w:r>
-        <w:rPr>
-          <w:sz w:val="20"/>
-          <w:szCs w:val="20"/>
-        </w:rPr>
-        <w:t>/현재 포인트 값을 반환</w:t>
-      </w:r>
-    </w:p>
-    <w:p>
-      <w:pPr>
-        <w:rPr>
-          <w:sz w:val="20"/>
-          <w:szCs w:val="20"/>
-        </w:rPr>
-      </w:pPr>
-      <w:r>
-        <w:rPr>
-          <w:sz w:val="20"/>
-          <w:szCs w:val="20"/>
-        </w:rPr>
-        <w:t>}</w:t>
-      </w:r>
-    </w:p>
-    <w:p>
-      <w:pPr>
-        <w:rPr>
-          <w:sz w:val="20"/>
-          <w:szCs w:val="20"/>
-        </w:rPr>
-      </w:pPr>
-    </w:p>
-    <w:p>
-      <w:pPr>
-        <w:rPr>
-          <w:b/>
-          <w:bCs/>
-          <w:sz w:val="24"/>
-        </w:rPr>
-      </w:pPr>
+        <w:t>Platinum</w:t>
+      </w:r>
       <w:r>
         <w:rPr>
           <w:rFonts w:hint="eastAsia"/>
@@ -4623,7 +4631,7 @@
           <w:bCs/>
           <w:sz w:val="24"/>
         </w:rPr>
-        <w:t>Platinum</w:t>
+        <w:t>.</w:t>
       </w:r>
       <w:r>
         <w:rPr>
@@ -4632,8 +4640,1083 @@
           <w:bCs/>
           <w:sz w:val="24"/>
         </w:rPr>
-        <w:t>.</w:t>
-      </w:r>
+        <w:t>cpp</w:t>
+      </w:r>
+    </w:p>
+    <w:p>
+      <w:pPr>
+        <w:rPr>
+          <w:sz w:val="20"/>
+          <w:szCs w:val="20"/>
+        </w:rPr>
+      </w:pPr>
+      <w:r>
+        <w:rPr>
+          <w:sz w:val="20"/>
+          <w:szCs w:val="20"/>
+        </w:rPr>
+        <w:t>#include "</w:t>
+      </w:r>
+      <w:proofErr w:type="spellStart"/>
+      <w:r>
+        <w:rPr>
+          <w:sz w:val="20"/>
+          <w:szCs w:val="20"/>
+        </w:rPr>
+        <w:t>Platinum.h</w:t>
+      </w:r>
+      <w:proofErr w:type="spellEnd"/>
+      <w:proofErr w:type="gramStart"/>
+      <w:r>
+        <w:rPr>
+          <w:sz w:val="20"/>
+          <w:szCs w:val="20"/>
+        </w:rPr>
+        <w:t>" /</w:t>
+      </w:r>
+      <w:proofErr w:type="gramEnd"/>
+      <w:r>
+        <w:rPr>
+          <w:sz w:val="20"/>
+          <w:szCs w:val="20"/>
+        </w:rPr>
+        <w:t>/ Platinum 클래스 선언 헤더 포함</w:t>
+      </w:r>
+    </w:p>
+    <w:p>
+      <w:pPr>
+        <w:rPr>
+          <w:sz w:val="20"/>
+          <w:szCs w:val="20"/>
+        </w:rPr>
+      </w:pPr>
+    </w:p>
+    <w:p>
+      <w:pPr>
+        <w:rPr>
+          <w:sz w:val="20"/>
+          <w:szCs w:val="20"/>
+        </w:rPr>
+      </w:pPr>
+      <w:proofErr w:type="gramStart"/>
+      <w:r>
+        <w:rPr>
+          <w:sz w:val="20"/>
+          <w:szCs w:val="20"/>
+        </w:rPr>
+        <w:t>// 생성자</w:t>
+      </w:r>
+      <w:proofErr w:type="gramEnd"/>
+      <w:r>
+        <w:rPr>
+          <w:sz w:val="20"/>
+          <w:szCs w:val="20"/>
+        </w:rPr>
+        <w:t xml:space="preserve"> 정의</w:t>
+      </w:r>
+    </w:p>
+    <w:p>
+      <w:pPr>
+        <w:rPr>
+          <w:sz w:val="20"/>
+          <w:szCs w:val="20"/>
+        </w:rPr>
+      </w:pPr>
+      <w:proofErr w:type="gramStart"/>
+      <w:r>
+        <w:rPr>
+          <w:sz w:val="20"/>
+          <w:szCs w:val="20"/>
+        </w:rPr>
+        <w:t>// 부모</w:t>
+      </w:r>
+      <w:proofErr w:type="gramEnd"/>
+      <w:r>
+        <w:rPr>
+          <w:sz w:val="20"/>
+          <w:szCs w:val="20"/>
+        </w:rPr>
+        <w:t xml:space="preserve"> 클래스 생성자를 호출하여 name과 ratio 초기화</w:t>
+      </w:r>
+    </w:p>
+    <w:p>
+      <w:pPr>
+        <w:rPr>
+          <w:sz w:val="20"/>
+          <w:szCs w:val="20"/>
+        </w:rPr>
+      </w:pPr>
+      <w:proofErr w:type="gramStart"/>
+      <w:r>
+        <w:rPr>
+          <w:sz w:val="20"/>
+          <w:szCs w:val="20"/>
+        </w:rPr>
+        <w:t>Platinum::Platinum(</w:t>
+      </w:r>
+      <w:proofErr w:type="gramEnd"/>
+      <w:r>
+        <w:rPr>
+          <w:sz w:val="20"/>
+          <w:szCs w:val="20"/>
+        </w:rPr>
+        <w:t xml:space="preserve">string name, int ratio, int base, int </w:t>
+      </w:r>
+      <w:proofErr w:type="spellStart"/>
+      <w:r>
+        <w:rPr>
+          <w:sz w:val="20"/>
+          <w:szCs w:val="20"/>
+        </w:rPr>
+        <w:t>bonusRatio</w:t>
+      </w:r>
+      <w:proofErr w:type="spellEnd"/>
+      <w:proofErr w:type="gramStart"/>
+      <w:r>
+        <w:rPr>
+          <w:sz w:val="20"/>
+          <w:szCs w:val="20"/>
+        </w:rPr>
+        <w:t>) :</w:t>
+      </w:r>
+      <w:proofErr w:type="gramEnd"/>
+      <w:r>
+        <w:rPr>
+          <w:sz w:val="20"/>
+          <w:szCs w:val="20"/>
+        </w:rPr>
+        <w:t xml:space="preserve"> </w:t>
+      </w:r>
+      <w:proofErr w:type="spellStart"/>
+      <w:proofErr w:type="gramStart"/>
+      <w:r>
+        <w:rPr>
+          <w:sz w:val="20"/>
+          <w:szCs w:val="20"/>
+        </w:rPr>
+        <w:t>AbstractPoint</w:t>
+      </w:r>
+      <w:proofErr w:type="spellEnd"/>
+      <w:r>
+        <w:rPr>
+          <w:sz w:val="20"/>
+          <w:szCs w:val="20"/>
+        </w:rPr>
+        <w:t>(</w:t>
+      </w:r>
+      <w:proofErr w:type="gramEnd"/>
+      <w:r>
+        <w:rPr>
+          <w:sz w:val="20"/>
+          <w:szCs w:val="20"/>
+        </w:rPr>
+        <w:t xml:space="preserve">name, </w:t>
+      </w:r>
+      <w:proofErr w:type="gramStart"/>
+      <w:r>
+        <w:rPr>
+          <w:sz w:val="20"/>
+          <w:szCs w:val="20"/>
+        </w:rPr>
+        <w:t>ratio) {</w:t>
+      </w:r>
+      <w:proofErr w:type="gramEnd"/>
+    </w:p>
+    <w:p>
+      <w:pPr>
+        <w:rPr>
+          <w:sz w:val="20"/>
+          <w:szCs w:val="20"/>
+        </w:rPr>
+      </w:pPr>
+      <w:r>
+        <w:rPr>
+          <w:sz w:val="20"/>
+          <w:szCs w:val="20"/>
+        </w:rPr>
+        <w:tab/>
+        <w:t>this-&gt;base = base</w:t>
+      </w:r>
+      <w:proofErr w:type="gramStart"/>
+      <w:r>
+        <w:rPr>
+          <w:sz w:val="20"/>
+          <w:szCs w:val="20"/>
+        </w:rPr>
+        <w:t>; /</w:t>
+      </w:r>
+      <w:proofErr w:type="gramEnd"/>
+      <w:r>
+        <w:rPr>
+          <w:sz w:val="20"/>
+          <w:szCs w:val="20"/>
+        </w:rPr>
+        <w:t>/ 매개변수 base 값을 멤버 변수에 저장</w:t>
+      </w:r>
+    </w:p>
+    <w:p>
+      <w:pPr>
+        <w:rPr>
+          <w:sz w:val="20"/>
+          <w:szCs w:val="20"/>
+        </w:rPr>
+      </w:pPr>
+      <w:r>
+        <w:rPr>
+          <w:sz w:val="20"/>
+          <w:szCs w:val="20"/>
+        </w:rPr>
+        <w:tab/>
+        <w:t>this-&gt;</w:t>
+      </w:r>
+      <w:proofErr w:type="spellStart"/>
+      <w:r>
+        <w:rPr>
+          <w:sz w:val="20"/>
+          <w:szCs w:val="20"/>
+        </w:rPr>
+        <w:t>bonusRatio</w:t>
+      </w:r>
+      <w:proofErr w:type="spellEnd"/>
+      <w:r>
+        <w:rPr>
+          <w:sz w:val="20"/>
+          <w:szCs w:val="20"/>
+        </w:rPr>
+        <w:t xml:space="preserve"> = </w:t>
+      </w:r>
+      <w:proofErr w:type="spellStart"/>
+      <w:r>
+        <w:rPr>
+          <w:sz w:val="20"/>
+          <w:szCs w:val="20"/>
+        </w:rPr>
+        <w:t>bonusRatio</w:t>
+      </w:r>
+      <w:proofErr w:type="spellEnd"/>
+      <w:proofErr w:type="gramStart"/>
+      <w:r>
+        <w:rPr>
+          <w:sz w:val="20"/>
+          <w:szCs w:val="20"/>
+        </w:rPr>
+        <w:t>; /</w:t>
+      </w:r>
+      <w:proofErr w:type="gramEnd"/>
+      <w:r>
+        <w:rPr>
+          <w:sz w:val="20"/>
+          <w:szCs w:val="20"/>
+        </w:rPr>
+        <w:t xml:space="preserve">/ 매개변수 </w:t>
+      </w:r>
+      <w:proofErr w:type="spellStart"/>
+      <w:r>
+        <w:rPr>
+          <w:sz w:val="20"/>
+          <w:szCs w:val="20"/>
+        </w:rPr>
+        <w:t>bonusRatio</w:t>
+      </w:r>
+      <w:proofErr w:type="spellEnd"/>
+      <w:r>
+        <w:rPr>
+          <w:sz w:val="20"/>
+          <w:szCs w:val="20"/>
+        </w:rPr>
+        <w:t xml:space="preserve"> 값을 멤버 변수에 저장</w:t>
+      </w:r>
+    </w:p>
+    <w:p>
+      <w:pPr>
+        <w:rPr>
+          <w:sz w:val="20"/>
+          <w:szCs w:val="20"/>
+        </w:rPr>
+      </w:pPr>
+      <w:r>
+        <w:rPr>
+          <w:sz w:val="20"/>
+          <w:szCs w:val="20"/>
+        </w:rPr>
+        <w:t>}</w:t>
+      </w:r>
+    </w:p>
+    <w:p>
+      <w:pPr>
+        <w:rPr>
+          <w:sz w:val="20"/>
+          <w:szCs w:val="20"/>
+        </w:rPr>
+      </w:pPr>
+    </w:p>
+    <w:p>
+      <w:pPr>
+        <w:rPr>
+          <w:sz w:val="20"/>
+          <w:szCs w:val="20"/>
+        </w:rPr>
+      </w:pPr>
+      <w:proofErr w:type="gramStart"/>
+      <w:r>
+        <w:rPr>
+          <w:sz w:val="20"/>
+          <w:szCs w:val="20"/>
+        </w:rPr>
+        <w:t>// 포인트</w:t>
+      </w:r>
+      <w:proofErr w:type="gramEnd"/>
+      <w:r>
+        <w:rPr>
+          <w:sz w:val="20"/>
+          <w:szCs w:val="20"/>
+        </w:rPr>
+        <w:t xml:space="preserve"> 적립 함수 정의</w:t>
+      </w:r>
+    </w:p>
+    <w:p>
+      <w:pPr>
+        <w:rPr>
+          <w:sz w:val="20"/>
+          <w:szCs w:val="20"/>
+        </w:rPr>
+      </w:pPr>
+      <w:r>
+        <w:rPr>
+          <w:sz w:val="20"/>
+          <w:szCs w:val="20"/>
+        </w:rPr>
+        <w:t xml:space="preserve">void </w:t>
+      </w:r>
+      <w:proofErr w:type="gramStart"/>
+      <w:r>
+        <w:rPr>
+          <w:sz w:val="20"/>
+          <w:szCs w:val="20"/>
+        </w:rPr>
+        <w:t>Platinum::earn(</w:t>
+      </w:r>
+      <w:proofErr w:type="gramEnd"/>
+      <w:r>
+        <w:rPr>
+          <w:sz w:val="20"/>
+          <w:szCs w:val="20"/>
+        </w:rPr>
+        <w:t xml:space="preserve">int </w:t>
+      </w:r>
+      <w:proofErr w:type="spellStart"/>
+      <w:proofErr w:type="gramStart"/>
+      <w:r>
+        <w:rPr>
+          <w:sz w:val="20"/>
+          <w:szCs w:val="20"/>
+        </w:rPr>
+        <w:t>paymentAmount</w:t>
+      </w:r>
+      <w:proofErr w:type="spellEnd"/>
+      <w:r>
+        <w:rPr>
+          <w:sz w:val="20"/>
+          <w:szCs w:val="20"/>
+        </w:rPr>
+        <w:t>) {</w:t>
+      </w:r>
+      <w:proofErr w:type="gramEnd"/>
+    </w:p>
+    <w:p>
+      <w:pPr>
+        <w:rPr>
+          <w:sz w:val="20"/>
+          <w:szCs w:val="20"/>
+        </w:rPr>
+      </w:pPr>
+      <w:r>
+        <w:rPr>
+          <w:sz w:val="20"/>
+          <w:szCs w:val="20"/>
+        </w:rPr>
+        <w:tab/>
+      </w:r>
+    </w:p>
+    <w:p>
+      <w:pPr>
+        <w:rPr>
+          <w:sz w:val="20"/>
+          <w:szCs w:val="20"/>
+        </w:rPr>
+      </w:pPr>
+      <w:r>
+        <w:rPr>
+          <w:sz w:val="20"/>
+          <w:szCs w:val="20"/>
+        </w:rPr>
+        <w:tab/>
+        <w:t>if (</w:t>
+      </w:r>
+      <w:proofErr w:type="spellStart"/>
+      <w:r>
+        <w:rPr>
+          <w:sz w:val="20"/>
+          <w:szCs w:val="20"/>
+        </w:rPr>
+        <w:t>paymentAmount</w:t>
+      </w:r>
+      <w:proofErr w:type="spellEnd"/>
+      <w:r>
+        <w:rPr>
+          <w:sz w:val="20"/>
+          <w:szCs w:val="20"/>
+        </w:rPr>
+        <w:t xml:space="preserve"> &lt;= base) {</w:t>
+      </w:r>
+      <w:proofErr w:type="gramStart"/>
+      <w:r>
+        <w:rPr>
+          <w:sz w:val="20"/>
+          <w:szCs w:val="20"/>
+        </w:rPr>
+        <w:t>// 결제</w:t>
+      </w:r>
+      <w:proofErr w:type="gramEnd"/>
+      <w:r>
+        <w:rPr>
+          <w:sz w:val="20"/>
+          <w:szCs w:val="20"/>
+        </w:rPr>
+        <w:t xml:space="preserve"> 금액이 기준 금액 이하인 경우</w:t>
+      </w:r>
+    </w:p>
+    <w:p>
+      <w:pPr>
+        <w:rPr>
+          <w:sz w:val="20"/>
+          <w:szCs w:val="20"/>
+        </w:rPr>
+      </w:pPr>
+      <w:r>
+        <w:rPr>
+          <w:sz w:val="20"/>
+          <w:szCs w:val="20"/>
+        </w:rPr>
+        <w:lastRenderedPageBreak/>
+        <w:tab/>
+      </w:r>
+      <w:r>
+        <w:rPr>
+          <w:sz w:val="20"/>
+          <w:szCs w:val="20"/>
+        </w:rPr>
+        <w:tab/>
+      </w:r>
+      <w:proofErr w:type="gramStart"/>
+      <w:r>
+        <w:rPr>
+          <w:sz w:val="20"/>
+          <w:szCs w:val="20"/>
+        </w:rPr>
+        <w:t>// 기본</w:t>
+      </w:r>
+      <w:proofErr w:type="gramEnd"/>
+      <w:r>
+        <w:rPr>
+          <w:sz w:val="20"/>
+          <w:szCs w:val="20"/>
+        </w:rPr>
+        <w:t xml:space="preserve"> 적립 비율로 포인트를 계산하여 저장</w:t>
+      </w:r>
+    </w:p>
+    <w:p>
+      <w:pPr>
+        <w:rPr>
+          <w:sz w:val="20"/>
+          <w:szCs w:val="20"/>
+        </w:rPr>
+      </w:pPr>
+      <w:r>
+        <w:rPr>
+          <w:sz w:val="20"/>
+          <w:szCs w:val="20"/>
+        </w:rPr>
+        <w:tab/>
+      </w:r>
+      <w:r>
+        <w:rPr>
+          <w:sz w:val="20"/>
+          <w:szCs w:val="20"/>
+        </w:rPr>
+        <w:tab/>
+        <w:t xml:space="preserve">point += </w:t>
+      </w:r>
+      <w:proofErr w:type="spellStart"/>
+      <w:r>
+        <w:rPr>
+          <w:sz w:val="20"/>
+          <w:szCs w:val="20"/>
+        </w:rPr>
+        <w:t>paymentAmount</w:t>
+      </w:r>
+      <w:proofErr w:type="spellEnd"/>
+      <w:r>
+        <w:rPr>
+          <w:sz w:val="20"/>
+          <w:szCs w:val="20"/>
+        </w:rPr>
+        <w:t xml:space="preserve"> * ratio / 100; </w:t>
+      </w:r>
+    </w:p>
+    <w:p>
+      <w:pPr>
+        <w:rPr>
+          <w:sz w:val="20"/>
+          <w:szCs w:val="20"/>
+        </w:rPr>
+      </w:pPr>
+      <w:r>
+        <w:rPr>
+          <w:sz w:val="20"/>
+          <w:szCs w:val="20"/>
+        </w:rPr>
+        <w:tab/>
+        <w:t>}</w:t>
+      </w:r>
+    </w:p>
+    <w:p>
+      <w:pPr>
+        <w:rPr>
+          <w:sz w:val="20"/>
+          <w:szCs w:val="20"/>
+        </w:rPr>
+      </w:pPr>
+      <w:r>
+        <w:rPr>
+          <w:sz w:val="20"/>
+          <w:szCs w:val="20"/>
+        </w:rPr>
+        <w:tab/>
+        <w:t xml:space="preserve">else </w:t>
+      </w:r>
+      <w:proofErr w:type="gramStart"/>
+      <w:r>
+        <w:rPr>
+          <w:sz w:val="20"/>
+          <w:szCs w:val="20"/>
+        </w:rPr>
+        <w:t>{ /</w:t>
+      </w:r>
+      <w:proofErr w:type="gramEnd"/>
+      <w:r>
+        <w:rPr>
+          <w:sz w:val="20"/>
+          <w:szCs w:val="20"/>
+        </w:rPr>
+        <w:t>/결제 금액이 기준 금액을 초과하는 경우</w:t>
+      </w:r>
+    </w:p>
+    <w:p>
+      <w:pPr>
+        <w:rPr>
+          <w:sz w:val="20"/>
+          <w:szCs w:val="20"/>
+        </w:rPr>
+      </w:pPr>
+      <w:r>
+        <w:rPr>
+          <w:sz w:val="20"/>
+          <w:szCs w:val="20"/>
+        </w:rPr>
+        <w:tab/>
+      </w:r>
+      <w:r>
+        <w:rPr>
+          <w:sz w:val="20"/>
+          <w:szCs w:val="20"/>
+        </w:rPr>
+        <w:tab/>
+      </w:r>
+      <w:proofErr w:type="gramStart"/>
+      <w:r>
+        <w:rPr>
+          <w:sz w:val="20"/>
+          <w:szCs w:val="20"/>
+        </w:rPr>
+        <w:t>// 추가</w:t>
+      </w:r>
+      <w:proofErr w:type="gramEnd"/>
+      <w:r>
+        <w:rPr>
+          <w:sz w:val="20"/>
+          <w:szCs w:val="20"/>
+        </w:rPr>
+        <w:t xml:space="preserve"> 적립 비율로 포인트를 계산하여 저장</w:t>
+      </w:r>
+    </w:p>
+    <w:p>
+      <w:pPr>
+        <w:rPr>
+          <w:sz w:val="20"/>
+          <w:szCs w:val="20"/>
+        </w:rPr>
+      </w:pPr>
+      <w:r>
+        <w:rPr>
+          <w:sz w:val="20"/>
+          <w:szCs w:val="20"/>
+        </w:rPr>
+        <w:tab/>
+      </w:r>
+      <w:r>
+        <w:rPr>
+          <w:sz w:val="20"/>
+          <w:szCs w:val="20"/>
+        </w:rPr>
+        <w:tab/>
+        <w:t xml:space="preserve">point += </w:t>
+      </w:r>
+      <w:proofErr w:type="spellStart"/>
+      <w:r>
+        <w:rPr>
+          <w:sz w:val="20"/>
+          <w:szCs w:val="20"/>
+        </w:rPr>
+        <w:t>paymentAmount</w:t>
+      </w:r>
+      <w:proofErr w:type="spellEnd"/>
+      <w:r>
+        <w:rPr>
+          <w:sz w:val="20"/>
+          <w:szCs w:val="20"/>
+        </w:rPr>
+        <w:t xml:space="preserve"> * </w:t>
+      </w:r>
+      <w:proofErr w:type="spellStart"/>
+      <w:r>
+        <w:rPr>
+          <w:sz w:val="20"/>
+          <w:szCs w:val="20"/>
+        </w:rPr>
+        <w:t>bonusRatio</w:t>
+      </w:r>
+      <w:proofErr w:type="spellEnd"/>
+      <w:r>
+        <w:rPr>
+          <w:sz w:val="20"/>
+          <w:szCs w:val="20"/>
+        </w:rPr>
+        <w:t xml:space="preserve"> / 100; </w:t>
+      </w:r>
+    </w:p>
+    <w:p>
+      <w:pPr>
+        <w:rPr>
+          <w:sz w:val="20"/>
+          <w:szCs w:val="20"/>
+        </w:rPr>
+      </w:pPr>
+      <w:r>
+        <w:rPr>
+          <w:sz w:val="20"/>
+          <w:szCs w:val="20"/>
+        </w:rPr>
+        <w:tab/>
+        <w:t>}</w:t>
+      </w:r>
+    </w:p>
+    <w:p>
+      <w:pPr>
+        <w:rPr>
+          <w:sz w:val="20"/>
+          <w:szCs w:val="20"/>
+        </w:rPr>
+      </w:pPr>
+      <w:r>
+        <w:rPr>
+          <w:sz w:val="20"/>
+          <w:szCs w:val="20"/>
+        </w:rPr>
+        <w:t>}</w:t>
+      </w:r>
+    </w:p>
+    <w:p>
+      <w:pPr>
+        <w:rPr>
+          <w:sz w:val="20"/>
+          <w:szCs w:val="20"/>
+        </w:rPr>
+      </w:pPr>
+    </w:p>
+    <w:p>
+      <w:pPr>
+        <w:rPr>
+          <w:sz w:val="20"/>
+          <w:szCs w:val="20"/>
+        </w:rPr>
+      </w:pPr>
+      <w:r>
+        <w:rPr>
+          <w:sz w:val="20"/>
+          <w:szCs w:val="20"/>
+        </w:rPr>
+        <w:t>//회원 정보를 출력하는 함수 정의</w:t>
+      </w:r>
+    </w:p>
+    <w:p>
+      <w:pPr>
+        <w:rPr>
+          <w:sz w:val="20"/>
+          <w:szCs w:val="20"/>
+        </w:rPr>
+      </w:pPr>
+      <w:r>
+        <w:rPr>
+          <w:sz w:val="20"/>
+          <w:szCs w:val="20"/>
+        </w:rPr>
+        <w:t xml:space="preserve">void </w:t>
+      </w:r>
+      <w:proofErr w:type="gramStart"/>
+      <w:r>
+        <w:rPr>
+          <w:sz w:val="20"/>
+          <w:szCs w:val="20"/>
+        </w:rPr>
+        <w:t>Platinum::show(</w:t>
+      </w:r>
+      <w:proofErr w:type="gramEnd"/>
+      <w:r>
+        <w:rPr>
+          <w:sz w:val="20"/>
+          <w:szCs w:val="20"/>
+        </w:rPr>
+        <w:t>) {</w:t>
+      </w:r>
+    </w:p>
+    <w:p>
+      <w:pPr>
+        <w:rPr>
+          <w:sz w:val="20"/>
+          <w:szCs w:val="20"/>
+        </w:rPr>
+      </w:pPr>
+      <w:r>
+        <w:rPr>
+          <w:sz w:val="20"/>
+          <w:szCs w:val="20"/>
+        </w:rPr>
+        <w:tab/>
+      </w:r>
+      <w:proofErr w:type="spellStart"/>
+      <w:r>
+        <w:rPr>
+          <w:sz w:val="20"/>
+          <w:szCs w:val="20"/>
+        </w:rPr>
+        <w:t>cout</w:t>
+      </w:r>
+      <w:proofErr w:type="spellEnd"/>
+      <w:r>
+        <w:rPr>
+          <w:sz w:val="20"/>
+          <w:szCs w:val="20"/>
+        </w:rPr>
+        <w:t xml:space="preserve"> </w:t>
+      </w:r>
+      <w:proofErr w:type="gramStart"/>
+      <w:r>
+        <w:rPr>
+          <w:sz w:val="20"/>
+          <w:szCs w:val="20"/>
+        </w:rPr>
+        <w:t>&lt;&lt; name</w:t>
+      </w:r>
+      <w:proofErr w:type="gramEnd"/>
+      <w:r>
+        <w:rPr>
+          <w:sz w:val="20"/>
+          <w:szCs w:val="20"/>
+        </w:rPr>
+        <w:t xml:space="preserve"> </w:t>
+      </w:r>
+      <w:proofErr w:type="gramStart"/>
+      <w:r>
+        <w:rPr>
+          <w:sz w:val="20"/>
+          <w:szCs w:val="20"/>
+        </w:rPr>
+        <w:t>&lt;&lt; "</w:t>
+      </w:r>
+      <w:proofErr w:type="gramEnd"/>
+      <w:r>
+        <w:rPr>
+          <w:sz w:val="20"/>
+          <w:szCs w:val="20"/>
+        </w:rPr>
+        <w:t xml:space="preserve">님*** 적립 포인트는 " </w:t>
+      </w:r>
+      <w:proofErr w:type="gramStart"/>
+      <w:r>
+        <w:rPr>
+          <w:sz w:val="20"/>
+          <w:szCs w:val="20"/>
+        </w:rPr>
+        <w:t xml:space="preserve">&lt;&lt; </w:t>
+      </w:r>
+      <w:proofErr w:type="spellStart"/>
+      <w:r>
+        <w:rPr>
+          <w:sz w:val="20"/>
+          <w:szCs w:val="20"/>
+        </w:rPr>
+        <w:t>getPoint</w:t>
+      </w:r>
+      <w:proofErr w:type="spellEnd"/>
+      <w:proofErr w:type="gramEnd"/>
+      <w:r>
+        <w:rPr>
+          <w:sz w:val="20"/>
+          <w:szCs w:val="20"/>
+        </w:rPr>
+        <w:t xml:space="preserve">() </w:t>
+      </w:r>
+      <w:proofErr w:type="gramStart"/>
+      <w:r>
+        <w:rPr>
+          <w:sz w:val="20"/>
+          <w:szCs w:val="20"/>
+        </w:rPr>
+        <w:t>&lt;&lt; "</w:t>
+      </w:r>
+      <w:proofErr w:type="gramEnd"/>
+      <w:r>
+        <w:rPr>
+          <w:sz w:val="20"/>
+          <w:szCs w:val="20"/>
+        </w:rPr>
+        <w:t xml:space="preserve">점입니다." &lt;&lt; </w:t>
+      </w:r>
+      <w:proofErr w:type="spellStart"/>
+      <w:r>
+        <w:rPr>
+          <w:sz w:val="20"/>
+          <w:szCs w:val="20"/>
+        </w:rPr>
+        <w:t>endl</w:t>
+      </w:r>
+      <w:proofErr w:type="spellEnd"/>
+      <w:r>
+        <w:rPr>
+          <w:sz w:val="20"/>
+          <w:szCs w:val="20"/>
+        </w:rPr>
+        <w:t>;</w:t>
+      </w:r>
+    </w:p>
+    <w:p>
+      <w:pPr>
+        <w:rPr>
+          <w:sz w:val="20"/>
+          <w:szCs w:val="20"/>
+        </w:rPr>
+      </w:pPr>
+      <w:r>
+        <w:rPr>
+          <w:sz w:val="20"/>
+          <w:szCs w:val="20"/>
+        </w:rPr>
+        <w:t>}</w:t>
+      </w:r>
+    </w:p>
+    <w:p>
+      <w:pPr>
+        <w:rPr>
+          <w:sz w:val="20"/>
+          <w:szCs w:val="20"/>
+        </w:rPr>
+      </w:pPr>
+      <w:proofErr w:type="gramStart"/>
+      <w:r>
+        <w:rPr>
+          <w:sz w:val="20"/>
+          <w:szCs w:val="20"/>
+        </w:rPr>
+        <w:t>// 다른</w:t>
+      </w:r>
+      <w:proofErr w:type="gramEnd"/>
+      <w:r>
+        <w:rPr>
+          <w:sz w:val="20"/>
+          <w:szCs w:val="20"/>
+        </w:rPr>
+        <w:t xml:space="preserve"> 계정의 포인트를 합치는 함수 정의</w:t>
+      </w:r>
+    </w:p>
+    <w:p>
+      <w:pPr>
+        <w:rPr>
+          <w:sz w:val="20"/>
+          <w:szCs w:val="20"/>
+        </w:rPr>
+      </w:pPr>
+      <w:r>
+        <w:rPr>
+          <w:sz w:val="20"/>
+          <w:szCs w:val="20"/>
+        </w:rPr>
+        <w:t xml:space="preserve">void </w:t>
+      </w:r>
+      <w:proofErr w:type="gramStart"/>
+      <w:r>
+        <w:rPr>
+          <w:sz w:val="20"/>
+          <w:szCs w:val="20"/>
+        </w:rPr>
+        <w:t>Platinum::combine(</w:t>
+      </w:r>
+      <w:proofErr w:type="gramEnd"/>
+      <w:r>
+        <w:rPr>
+          <w:sz w:val="20"/>
+          <w:szCs w:val="20"/>
+        </w:rPr>
+        <w:t xml:space="preserve">Platinum&amp; </w:t>
+      </w:r>
+      <w:proofErr w:type="spellStart"/>
+      <w:proofErr w:type="gramStart"/>
+      <w:r>
+        <w:rPr>
+          <w:sz w:val="20"/>
+          <w:szCs w:val="20"/>
+        </w:rPr>
+        <w:t>otherAccount</w:t>
+      </w:r>
+      <w:proofErr w:type="spellEnd"/>
+      <w:r>
+        <w:rPr>
+          <w:sz w:val="20"/>
+          <w:szCs w:val="20"/>
+        </w:rPr>
+        <w:t>) {</w:t>
+      </w:r>
+      <w:proofErr w:type="gramEnd"/>
+    </w:p>
+    <w:p>
+      <w:pPr>
+        <w:rPr>
+          <w:sz w:val="20"/>
+          <w:szCs w:val="20"/>
+        </w:rPr>
+      </w:pPr>
+      <w:r>
+        <w:rPr>
+          <w:sz w:val="20"/>
+          <w:szCs w:val="20"/>
+        </w:rPr>
+        <w:tab/>
+        <w:t xml:space="preserve">point += </w:t>
+      </w:r>
+      <w:proofErr w:type="spellStart"/>
+      <w:r>
+        <w:rPr>
+          <w:sz w:val="20"/>
+          <w:szCs w:val="20"/>
+        </w:rPr>
+        <w:t>otherAccount.point</w:t>
+      </w:r>
+      <w:proofErr w:type="spellEnd"/>
+      <w:proofErr w:type="gramStart"/>
+      <w:r>
+        <w:rPr>
+          <w:sz w:val="20"/>
+          <w:szCs w:val="20"/>
+        </w:rPr>
+        <w:t>; /</w:t>
+      </w:r>
+      <w:proofErr w:type="gramEnd"/>
+      <w:r>
+        <w:rPr>
+          <w:sz w:val="20"/>
+          <w:szCs w:val="20"/>
+        </w:rPr>
+        <w:t>/ 현재 계정에 다른 계정 포인트를 합산</w:t>
+      </w:r>
+    </w:p>
+    <w:p>
+      <w:pPr>
+        <w:rPr>
+          <w:sz w:val="20"/>
+          <w:szCs w:val="20"/>
+        </w:rPr>
+      </w:pPr>
+      <w:r>
+        <w:rPr>
+          <w:sz w:val="20"/>
+          <w:szCs w:val="20"/>
+        </w:rPr>
+        <w:tab/>
+      </w:r>
+      <w:proofErr w:type="spellStart"/>
+      <w:r>
+        <w:rPr>
+          <w:sz w:val="20"/>
+          <w:szCs w:val="20"/>
+        </w:rPr>
+        <w:t>otherAccount.point</w:t>
+      </w:r>
+      <w:proofErr w:type="spellEnd"/>
+      <w:r>
+        <w:rPr>
+          <w:sz w:val="20"/>
+          <w:szCs w:val="20"/>
+        </w:rPr>
+        <w:t xml:space="preserve"> = 0</w:t>
+      </w:r>
+      <w:proofErr w:type="gramStart"/>
+      <w:r>
+        <w:rPr>
+          <w:sz w:val="20"/>
+          <w:szCs w:val="20"/>
+        </w:rPr>
+        <w:t>; /</w:t>
+      </w:r>
+      <w:proofErr w:type="gramEnd"/>
+      <w:r>
+        <w:rPr>
+          <w:sz w:val="20"/>
+          <w:szCs w:val="20"/>
+        </w:rPr>
+        <w:t>/ 다른 계정 포인트를 0으로 초기화</w:t>
+      </w:r>
+    </w:p>
+    <w:p>
+      <w:pPr>
+        <w:rPr>
+          <w:sz w:val="20"/>
+          <w:szCs w:val="20"/>
+        </w:rPr>
+      </w:pPr>
+      <w:r>
+        <w:rPr>
+          <w:sz w:val="20"/>
+          <w:szCs w:val="20"/>
+        </w:rPr>
+        <w:t>}</w:t>
+      </w:r>
+    </w:p>
+    <w:p>
+      <w:pPr>
+        <w:rPr>
+          <w:sz w:val="20"/>
+          <w:szCs w:val="20"/>
+        </w:rPr>
+      </w:pPr>
+    </w:p>
+    <w:p>
+      <w:pPr>
+        <w:rPr>
+          <w:b/>
+          <w:bCs/>
+          <w:sz w:val="24"/>
+        </w:rPr>
+      </w:pPr>
       <w:r>
         <w:rPr>
           <w:rFonts w:hint="eastAsia"/>
@@ -4641,1083 +5724,8 @@
           <w:bCs/>
           <w:sz w:val="24"/>
         </w:rPr>
-        <w:t>cpp</w:t>
-      </w:r>
-    </w:p>
-    <w:p>
-      <w:pPr>
-        <w:rPr>
-          <w:sz w:val="20"/>
-          <w:szCs w:val="20"/>
-        </w:rPr>
-      </w:pPr>
-      <w:r>
-        <w:rPr>
-          <w:sz w:val="20"/>
-          <w:szCs w:val="20"/>
-        </w:rPr>
-        <w:t>#include "</w:t>
-      </w:r>
-      <w:proofErr w:type="spellStart"/>
-      <w:r>
-        <w:rPr>
-          <w:sz w:val="20"/>
-          <w:szCs w:val="20"/>
-        </w:rPr>
-        <w:t>Platinum.h</w:t>
-      </w:r>
-      <w:proofErr w:type="spellEnd"/>
-      <w:proofErr w:type="gramStart"/>
-      <w:r>
-        <w:rPr>
-          <w:sz w:val="20"/>
-          <w:szCs w:val="20"/>
-        </w:rPr>
-        <w:t>" /</w:t>
-      </w:r>
-      <w:proofErr w:type="gramEnd"/>
-      <w:r>
-        <w:rPr>
-          <w:sz w:val="20"/>
-          <w:szCs w:val="20"/>
-        </w:rPr>
-        <w:t>/ Platinum 클래스 선언 헤더 포함</w:t>
-      </w:r>
-    </w:p>
-    <w:p>
-      <w:pPr>
-        <w:rPr>
-          <w:sz w:val="20"/>
-          <w:szCs w:val="20"/>
-        </w:rPr>
-      </w:pPr>
-    </w:p>
-    <w:p>
-      <w:pPr>
-        <w:rPr>
-          <w:sz w:val="20"/>
-          <w:szCs w:val="20"/>
-        </w:rPr>
-      </w:pPr>
-      <w:proofErr w:type="gramStart"/>
-      <w:r>
-        <w:rPr>
-          <w:sz w:val="20"/>
-          <w:szCs w:val="20"/>
-        </w:rPr>
-        <w:t>// 생성자</w:t>
-      </w:r>
-      <w:proofErr w:type="gramEnd"/>
-      <w:r>
-        <w:rPr>
-          <w:sz w:val="20"/>
-          <w:szCs w:val="20"/>
-        </w:rPr>
-        <w:t xml:space="preserve"> 정의</w:t>
-      </w:r>
-    </w:p>
-    <w:p>
-      <w:pPr>
-        <w:rPr>
-          <w:sz w:val="20"/>
-          <w:szCs w:val="20"/>
-        </w:rPr>
-      </w:pPr>
-      <w:proofErr w:type="gramStart"/>
-      <w:r>
-        <w:rPr>
-          <w:sz w:val="20"/>
-          <w:szCs w:val="20"/>
-        </w:rPr>
-        <w:t>// 부모</w:t>
-      </w:r>
-      <w:proofErr w:type="gramEnd"/>
-      <w:r>
-        <w:rPr>
-          <w:sz w:val="20"/>
-          <w:szCs w:val="20"/>
-        </w:rPr>
-        <w:t xml:space="preserve"> 클래스 생성자를 호출하여 name과 ratio 초기화</w:t>
-      </w:r>
-    </w:p>
-    <w:p>
-      <w:pPr>
-        <w:rPr>
-          <w:sz w:val="20"/>
-          <w:szCs w:val="20"/>
-        </w:rPr>
-      </w:pPr>
-      <w:proofErr w:type="gramStart"/>
-      <w:r>
-        <w:rPr>
-          <w:sz w:val="20"/>
-          <w:szCs w:val="20"/>
-        </w:rPr>
-        <w:t>Platinum::Platinum(</w:t>
-      </w:r>
-      <w:proofErr w:type="gramEnd"/>
-      <w:r>
-        <w:rPr>
-          <w:sz w:val="20"/>
-          <w:szCs w:val="20"/>
-        </w:rPr>
-        <w:t xml:space="preserve">string name, int ratio, int base, int </w:t>
-      </w:r>
-      <w:proofErr w:type="spellStart"/>
-      <w:r>
-        <w:rPr>
-          <w:sz w:val="20"/>
-          <w:szCs w:val="20"/>
-        </w:rPr>
-        <w:t>bonusRatio</w:t>
-      </w:r>
-      <w:proofErr w:type="spellEnd"/>
-      <w:proofErr w:type="gramStart"/>
-      <w:r>
-        <w:rPr>
-          <w:sz w:val="20"/>
-          <w:szCs w:val="20"/>
-        </w:rPr>
-        <w:t>) :</w:t>
-      </w:r>
-      <w:proofErr w:type="gramEnd"/>
-      <w:r>
-        <w:rPr>
-          <w:sz w:val="20"/>
-          <w:szCs w:val="20"/>
-        </w:rPr>
-        <w:t xml:space="preserve"> </w:t>
-      </w:r>
-      <w:proofErr w:type="spellStart"/>
-      <w:proofErr w:type="gramStart"/>
-      <w:r>
-        <w:rPr>
-          <w:sz w:val="20"/>
-          <w:szCs w:val="20"/>
-        </w:rPr>
-        <w:t>AbstractPoint</w:t>
-      </w:r>
-      <w:proofErr w:type="spellEnd"/>
-      <w:r>
-        <w:rPr>
-          <w:sz w:val="20"/>
-          <w:szCs w:val="20"/>
-        </w:rPr>
-        <w:t>(</w:t>
-      </w:r>
-      <w:proofErr w:type="gramEnd"/>
-      <w:r>
-        <w:rPr>
-          <w:sz w:val="20"/>
-          <w:szCs w:val="20"/>
-        </w:rPr>
-        <w:t xml:space="preserve">name, </w:t>
-      </w:r>
-      <w:proofErr w:type="gramStart"/>
-      <w:r>
-        <w:rPr>
-          <w:sz w:val="20"/>
-          <w:szCs w:val="20"/>
-        </w:rPr>
-        <w:t>ratio) {</w:t>
-      </w:r>
-      <w:proofErr w:type="gramEnd"/>
-    </w:p>
-    <w:p>
-      <w:pPr>
-        <w:rPr>
-          <w:sz w:val="20"/>
-          <w:szCs w:val="20"/>
-        </w:rPr>
-      </w:pPr>
-      <w:r>
-        <w:rPr>
-          <w:sz w:val="20"/>
-          <w:szCs w:val="20"/>
-        </w:rPr>
-        <w:tab/>
-        <w:t>this-&gt;base = base</w:t>
-      </w:r>
-      <w:proofErr w:type="gramStart"/>
-      <w:r>
-        <w:rPr>
-          <w:sz w:val="20"/>
-          <w:szCs w:val="20"/>
-        </w:rPr>
-        <w:t>; /</w:t>
-      </w:r>
-      <w:proofErr w:type="gramEnd"/>
-      <w:r>
-        <w:rPr>
-          <w:sz w:val="20"/>
-          <w:szCs w:val="20"/>
-        </w:rPr>
-        <w:t>/ 매개변수 base 값을 멤버 변수에 저장</w:t>
-      </w:r>
-    </w:p>
-    <w:p>
-      <w:pPr>
-        <w:rPr>
-          <w:sz w:val="20"/>
-          <w:szCs w:val="20"/>
-        </w:rPr>
-      </w:pPr>
-      <w:r>
-        <w:rPr>
-          <w:sz w:val="20"/>
-          <w:szCs w:val="20"/>
-        </w:rPr>
-        <w:tab/>
-        <w:t>this-&gt;</w:t>
-      </w:r>
-      <w:proofErr w:type="spellStart"/>
-      <w:r>
-        <w:rPr>
-          <w:sz w:val="20"/>
-          <w:szCs w:val="20"/>
-        </w:rPr>
-        <w:t>bonusRatio</w:t>
-      </w:r>
-      <w:proofErr w:type="spellEnd"/>
-      <w:r>
-        <w:rPr>
-          <w:sz w:val="20"/>
-          <w:szCs w:val="20"/>
-        </w:rPr>
-        <w:t xml:space="preserve"> = </w:t>
-      </w:r>
-      <w:proofErr w:type="spellStart"/>
-      <w:r>
-        <w:rPr>
-          <w:sz w:val="20"/>
-          <w:szCs w:val="20"/>
-        </w:rPr>
-        <w:t>bonusRatio</w:t>
-      </w:r>
-      <w:proofErr w:type="spellEnd"/>
-      <w:proofErr w:type="gramStart"/>
-      <w:r>
-        <w:rPr>
-          <w:sz w:val="20"/>
-          <w:szCs w:val="20"/>
-        </w:rPr>
-        <w:t>; /</w:t>
-      </w:r>
-      <w:proofErr w:type="gramEnd"/>
-      <w:r>
-        <w:rPr>
-          <w:sz w:val="20"/>
-          <w:szCs w:val="20"/>
-        </w:rPr>
-        <w:t xml:space="preserve">/ 매개변수 </w:t>
-      </w:r>
-      <w:proofErr w:type="spellStart"/>
-      <w:r>
-        <w:rPr>
-          <w:sz w:val="20"/>
-          <w:szCs w:val="20"/>
-        </w:rPr>
-        <w:t>bonusRatio</w:t>
-      </w:r>
-      <w:proofErr w:type="spellEnd"/>
-      <w:r>
-        <w:rPr>
-          <w:sz w:val="20"/>
-          <w:szCs w:val="20"/>
-        </w:rPr>
-        <w:t xml:space="preserve"> 값을 멤버 변수에 저장</w:t>
-      </w:r>
-    </w:p>
-    <w:p>
-      <w:pPr>
-        <w:rPr>
-          <w:sz w:val="20"/>
-          <w:szCs w:val="20"/>
-        </w:rPr>
-      </w:pPr>
-      <w:r>
-        <w:rPr>
-          <w:sz w:val="20"/>
-          <w:szCs w:val="20"/>
-        </w:rPr>
-        <w:t>}</w:t>
-      </w:r>
-    </w:p>
-    <w:p>
-      <w:pPr>
-        <w:rPr>
-          <w:sz w:val="20"/>
-          <w:szCs w:val="20"/>
-        </w:rPr>
-      </w:pPr>
-    </w:p>
-    <w:p>
-      <w:pPr>
-        <w:rPr>
-          <w:sz w:val="20"/>
-          <w:szCs w:val="20"/>
-        </w:rPr>
-      </w:pPr>
-      <w:proofErr w:type="gramStart"/>
-      <w:r>
-        <w:rPr>
-          <w:sz w:val="20"/>
-          <w:szCs w:val="20"/>
-        </w:rPr>
-        <w:t>// 포인트</w:t>
-      </w:r>
-      <w:proofErr w:type="gramEnd"/>
-      <w:r>
-        <w:rPr>
-          <w:sz w:val="20"/>
-          <w:szCs w:val="20"/>
-        </w:rPr>
-        <w:t xml:space="preserve"> 적립 함수 정의</w:t>
-      </w:r>
-    </w:p>
-    <w:p>
-      <w:pPr>
-        <w:rPr>
-          <w:sz w:val="20"/>
-          <w:szCs w:val="20"/>
-        </w:rPr>
-      </w:pPr>
-      <w:r>
-        <w:rPr>
-          <w:sz w:val="20"/>
-          <w:szCs w:val="20"/>
-        </w:rPr>
-        <w:t xml:space="preserve">void </w:t>
-      </w:r>
-      <w:proofErr w:type="gramStart"/>
-      <w:r>
-        <w:rPr>
-          <w:sz w:val="20"/>
-          <w:szCs w:val="20"/>
-        </w:rPr>
-        <w:t>Platinum::earn(</w:t>
-      </w:r>
-      <w:proofErr w:type="gramEnd"/>
-      <w:r>
-        <w:rPr>
-          <w:sz w:val="20"/>
-          <w:szCs w:val="20"/>
-        </w:rPr>
-        <w:t xml:space="preserve">int </w:t>
-      </w:r>
-      <w:proofErr w:type="spellStart"/>
-      <w:proofErr w:type="gramStart"/>
-      <w:r>
-        <w:rPr>
-          <w:sz w:val="20"/>
-          <w:szCs w:val="20"/>
-        </w:rPr>
-        <w:t>paymentAmount</w:t>
-      </w:r>
-      <w:proofErr w:type="spellEnd"/>
-      <w:r>
-        <w:rPr>
-          <w:sz w:val="20"/>
-          <w:szCs w:val="20"/>
-        </w:rPr>
-        <w:t>) {</w:t>
-      </w:r>
-      <w:proofErr w:type="gramEnd"/>
-    </w:p>
-    <w:p>
-      <w:pPr>
-        <w:rPr>
-          <w:sz w:val="20"/>
-          <w:szCs w:val="20"/>
-        </w:rPr>
-      </w:pPr>
-      <w:r>
-        <w:rPr>
-          <w:sz w:val="20"/>
-          <w:szCs w:val="20"/>
-        </w:rPr>
-        <w:tab/>
-      </w:r>
-    </w:p>
-    <w:p>
-      <w:pPr>
-        <w:rPr>
-          <w:sz w:val="20"/>
-          <w:szCs w:val="20"/>
-        </w:rPr>
-      </w:pPr>
-      <w:r>
-        <w:rPr>
-          <w:sz w:val="20"/>
-          <w:szCs w:val="20"/>
-        </w:rPr>
-        <w:tab/>
-        <w:t>if (</w:t>
-      </w:r>
-      <w:proofErr w:type="spellStart"/>
-      <w:r>
-        <w:rPr>
-          <w:sz w:val="20"/>
-          <w:szCs w:val="20"/>
-        </w:rPr>
-        <w:t>paymentAmount</w:t>
-      </w:r>
-      <w:proofErr w:type="spellEnd"/>
-      <w:r>
-        <w:rPr>
-          <w:sz w:val="20"/>
-          <w:szCs w:val="20"/>
-        </w:rPr>
-        <w:t xml:space="preserve"> &lt;= base) {</w:t>
-      </w:r>
-      <w:proofErr w:type="gramStart"/>
-      <w:r>
-        <w:rPr>
-          <w:sz w:val="20"/>
-          <w:szCs w:val="20"/>
-        </w:rPr>
-        <w:t>// 결제</w:t>
-      </w:r>
-      <w:proofErr w:type="gramEnd"/>
-      <w:r>
-        <w:rPr>
-          <w:sz w:val="20"/>
-          <w:szCs w:val="20"/>
-        </w:rPr>
-        <w:t xml:space="preserve"> 금액이 기준 금액 이하인 경우</w:t>
-      </w:r>
-    </w:p>
-    <w:p>
-      <w:pPr>
-        <w:rPr>
-          <w:sz w:val="20"/>
-          <w:szCs w:val="20"/>
-        </w:rPr>
-      </w:pPr>
-      <w:r>
-        <w:rPr>
-          <w:sz w:val="20"/>
-          <w:szCs w:val="20"/>
-        </w:rPr>
-        <w:lastRenderedPageBreak/>
-        <w:tab/>
-      </w:r>
-      <w:r>
-        <w:rPr>
-          <w:sz w:val="20"/>
-          <w:szCs w:val="20"/>
-        </w:rPr>
-        <w:tab/>
-      </w:r>
-      <w:proofErr w:type="gramStart"/>
-      <w:r>
-        <w:rPr>
-          <w:sz w:val="20"/>
-          <w:szCs w:val="20"/>
-        </w:rPr>
-        <w:t>// 기본</w:t>
-      </w:r>
-      <w:proofErr w:type="gramEnd"/>
-      <w:r>
-        <w:rPr>
-          <w:sz w:val="20"/>
-          <w:szCs w:val="20"/>
-        </w:rPr>
-        <w:t xml:space="preserve"> 적립 비율로 포인트를 계산하여 저장</w:t>
-      </w:r>
-    </w:p>
-    <w:p>
-      <w:pPr>
-        <w:rPr>
-          <w:sz w:val="20"/>
-          <w:szCs w:val="20"/>
-        </w:rPr>
-      </w:pPr>
-      <w:r>
-        <w:rPr>
-          <w:sz w:val="20"/>
-          <w:szCs w:val="20"/>
-        </w:rPr>
-        <w:tab/>
-      </w:r>
-      <w:r>
-        <w:rPr>
-          <w:sz w:val="20"/>
-          <w:szCs w:val="20"/>
-        </w:rPr>
-        <w:tab/>
-        <w:t xml:space="preserve">point += </w:t>
-      </w:r>
-      <w:proofErr w:type="spellStart"/>
-      <w:r>
-        <w:rPr>
-          <w:sz w:val="20"/>
-          <w:szCs w:val="20"/>
-        </w:rPr>
-        <w:t>paymentAmount</w:t>
-      </w:r>
-      <w:proofErr w:type="spellEnd"/>
-      <w:r>
-        <w:rPr>
-          <w:sz w:val="20"/>
-          <w:szCs w:val="20"/>
-        </w:rPr>
-        <w:t xml:space="preserve"> * ratio / 100; </w:t>
-      </w:r>
-    </w:p>
-    <w:p>
-      <w:pPr>
-        <w:rPr>
-          <w:sz w:val="20"/>
-          <w:szCs w:val="20"/>
-        </w:rPr>
-      </w:pPr>
-      <w:r>
-        <w:rPr>
-          <w:sz w:val="20"/>
-          <w:szCs w:val="20"/>
-        </w:rPr>
-        <w:tab/>
-        <w:t>}</w:t>
-      </w:r>
-    </w:p>
-    <w:p>
-      <w:pPr>
-        <w:rPr>
-          <w:sz w:val="20"/>
-          <w:szCs w:val="20"/>
-        </w:rPr>
-      </w:pPr>
-      <w:r>
-        <w:rPr>
-          <w:sz w:val="20"/>
-          <w:szCs w:val="20"/>
-        </w:rPr>
-        <w:tab/>
-        <w:t xml:space="preserve">else </w:t>
-      </w:r>
-      <w:proofErr w:type="gramStart"/>
-      <w:r>
-        <w:rPr>
-          <w:sz w:val="20"/>
-          <w:szCs w:val="20"/>
-        </w:rPr>
-        <w:t>{ /</w:t>
-      </w:r>
-      <w:proofErr w:type="gramEnd"/>
-      <w:r>
-        <w:rPr>
-          <w:sz w:val="20"/>
-          <w:szCs w:val="20"/>
-        </w:rPr>
-        <w:t>/결제 금액이 기준 금액을 초과하는 경우</w:t>
-      </w:r>
-    </w:p>
-    <w:p>
-      <w:pPr>
-        <w:rPr>
-          <w:sz w:val="20"/>
-          <w:szCs w:val="20"/>
-        </w:rPr>
-      </w:pPr>
-      <w:r>
-        <w:rPr>
-          <w:sz w:val="20"/>
-          <w:szCs w:val="20"/>
-        </w:rPr>
-        <w:tab/>
-      </w:r>
-      <w:r>
-        <w:rPr>
-          <w:sz w:val="20"/>
-          <w:szCs w:val="20"/>
-        </w:rPr>
-        <w:tab/>
-      </w:r>
-      <w:proofErr w:type="gramStart"/>
-      <w:r>
-        <w:rPr>
-          <w:sz w:val="20"/>
-          <w:szCs w:val="20"/>
-        </w:rPr>
-        <w:t>// 추가</w:t>
-      </w:r>
-      <w:proofErr w:type="gramEnd"/>
-      <w:r>
-        <w:rPr>
-          <w:sz w:val="20"/>
-          <w:szCs w:val="20"/>
-        </w:rPr>
-        <w:t xml:space="preserve"> 적립 비율로 포인트를 계산하여 저장</w:t>
-      </w:r>
-    </w:p>
-    <w:p>
-      <w:pPr>
-        <w:rPr>
-          <w:sz w:val="20"/>
-          <w:szCs w:val="20"/>
-        </w:rPr>
-      </w:pPr>
-      <w:r>
-        <w:rPr>
-          <w:sz w:val="20"/>
-          <w:szCs w:val="20"/>
-        </w:rPr>
-        <w:tab/>
-      </w:r>
-      <w:r>
-        <w:rPr>
-          <w:sz w:val="20"/>
-          <w:szCs w:val="20"/>
-        </w:rPr>
-        <w:tab/>
-        <w:t xml:space="preserve">point += </w:t>
-      </w:r>
-      <w:proofErr w:type="spellStart"/>
-      <w:r>
-        <w:rPr>
-          <w:sz w:val="20"/>
-          <w:szCs w:val="20"/>
-        </w:rPr>
-        <w:t>paymentAmount</w:t>
-      </w:r>
-      <w:proofErr w:type="spellEnd"/>
-      <w:r>
-        <w:rPr>
-          <w:sz w:val="20"/>
-          <w:szCs w:val="20"/>
-        </w:rPr>
-        <w:t xml:space="preserve"> * </w:t>
-      </w:r>
-      <w:proofErr w:type="spellStart"/>
-      <w:r>
-        <w:rPr>
-          <w:sz w:val="20"/>
-          <w:szCs w:val="20"/>
-        </w:rPr>
-        <w:t>bonusRatio</w:t>
-      </w:r>
-      <w:proofErr w:type="spellEnd"/>
-      <w:r>
-        <w:rPr>
-          <w:sz w:val="20"/>
-          <w:szCs w:val="20"/>
-        </w:rPr>
-        <w:t xml:space="preserve"> / 100; </w:t>
-      </w:r>
-    </w:p>
-    <w:p>
-      <w:pPr>
-        <w:rPr>
-          <w:sz w:val="20"/>
-          <w:szCs w:val="20"/>
-        </w:rPr>
-      </w:pPr>
-      <w:r>
-        <w:rPr>
-          <w:sz w:val="20"/>
-          <w:szCs w:val="20"/>
-        </w:rPr>
-        <w:tab/>
-        <w:t>}</w:t>
-      </w:r>
-    </w:p>
-    <w:p>
-      <w:pPr>
-        <w:rPr>
-          <w:sz w:val="20"/>
-          <w:szCs w:val="20"/>
-        </w:rPr>
-      </w:pPr>
-      <w:r>
-        <w:rPr>
-          <w:sz w:val="20"/>
-          <w:szCs w:val="20"/>
-        </w:rPr>
-        <w:t>}</w:t>
-      </w:r>
-    </w:p>
-    <w:p>
-      <w:pPr>
-        <w:rPr>
-          <w:sz w:val="20"/>
-          <w:szCs w:val="20"/>
-        </w:rPr>
-      </w:pPr>
-    </w:p>
-    <w:p>
-      <w:pPr>
-        <w:rPr>
-          <w:sz w:val="20"/>
-          <w:szCs w:val="20"/>
-        </w:rPr>
-      </w:pPr>
-      <w:r>
-        <w:rPr>
-          <w:sz w:val="20"/>
-          <w:szCs w:val="20"/>
-        </w:rPr>
-        <w:t>//회원 정보를 출력하는 함수 정의</w:t>
-      </w:r>
-    </w:p>
-    <w:p>
-      <w:pPr>
-        <w:rPr>
-          <w:sz w:val="20"/>
-          <w:szCs w:val="20"/>
-        </w:rPr>
-      </w:pPr>
-      <w:r>
-        <w:rPr>
-          <w:sz w:val="20"/>
-          <w:szCs w:val="20"/>
-        </w:rPr>
-        <w:t xml:space="preserve">void </w:t>
-      </w:r>
-      <w:proofErr w:type="gramStart"/>
-      <w:r>
-        <w:rPr>
-          <w:sz w:val="20"/>
-          <w:szCs w:val="20"/>
-        </w:rPr>
-        <w:t>Platinum::show(</w:t>
-      </w:r>
-      <w:proofErr w:type="gramEnd"/>
-      <w:r>
-        <w:rPr>
-          <w:sz w:val="20"/>
-          <w:szCs w:val="20"/>
-        </w:rPr>
-        <w:t>) {</w:t>
-      </w:r>
-    </w:p>
-    <w:p>
-      <w:pPr>
-        <w:rPr>
-          <w:sz w:val="20"/>
-          <w:szCs w:val="20"/>
-        </w:rPr>
-      </w:pPr>
-      <w:r>
-        <w:rPr>
-          <w:sz w:val="20"/>
-          <w:szCs w:val="20"/>
-        </w:rPr>
-        <w:tab/>
-      </w:r>
-      <w:proofErr w:type="spellStart"/>
-      <w:r>
-        <w:rPr>
-          <w:sz w:val="20"/>
-          <w:szCs w:val="20"/>
-        </w:rPr>
-        <w:t>cout</w:t>
-      </w:r>
-      <w:proofErr w:type="spellEnd"/>
-      <w:r>
-        <w:rPr>
-          <w:sz w:val="20"/>
-          <w:szCs w:val="20"/>
-        </w:rPr>
-        <w:t xml:space="preserve"> </w:t>
-      </w:r>
-      <w:proofErr w:type="gramStart"/>
-      <w:r>
-        <w:rPr>
-          <w:sz w:val="20"/>
-          <w:szCs w:val="20"/>
-        </w:rPr>
-        <w:t>&lt;&lt; name</w:t>
-      </w:r>
-      <w:proofErr w:type="gramEnd"/>
-      <w:r>
-        <w:rPr>
-          <w:sz w:val="20"/>
-          <w:szCs w:val="20"/>
-        </w:rPr>
-        <w:t xml:space="preserve"> </w:t>
-      </w:r>
-      <w:proofErr w:type="gramStart"/>
-      <w:r>
-        <w:rPr>
-          <w:sz w:val="20"/>
-          <w:szCs w:val="20"/>
-        </w:rPr>
-        <w:t>&lt;&lt; "</w:t>
-      </w:r>
-      <w:proofErr w:type="gramEnd"/>
-      <w:r>
-        <w:rPr>
-          <w:sz w:val="20"/>
-          <w:szCs w:val="20"/>
-        </w:rPr>
-        <w:t xml:space="preserve">님*** 적립 포인트는 " </w:t>
-      </w:r>
-      <w:proofErr w:type="gramStart"/>
-      <w:r>
-        <w:rPr>
-          <w:sz w:val="20"/>
-          <w:szCs w:val="20"/>
-        </w:rPr>
-        <w:t xml:space="preserve">&lt;&lt; </w:t>
-      </w:r>
-      <w:proofErr w:type="spellStart"/>
-      <w:r>
-        <w:rPr>
-          <w:sz w:val="20"/>
-          <w:szCs w:val="20"/>
-        </w:rPr>
-        <w:t>getPoint</w:t>
-      </w:r>
-      <w:proofErr w:type="spellEnd"/>
-      <w:proofErr w:type="gramEnd"/>
-      <w:r>
-        <w:rPr>
-          <w:sz w:val="20"/>
-          <w:szCs w:val="20"/>
-        </w:rPr>
-        <w:t xml:space="preserve">() </w:t>
-      </w:r>
-      <w:proofErr w:type="gramStart"/>
-      <w:r>
-        <w:rPr>
-          <w:sz w:val="20"/>
-          <w:szCs w:val="20"/>
-        </w:rPr>
-        <w:t>&lt;&lt; "</w:t>
-      </w:r>
-      <w:proofErr w:type="gramEnd"/>
-      <w:r>
-        <w:rPr>
-          <w:sz w:val="20"/>
-          <w:szCs w:val="20"/>
-        </w:rPr>
-        <w:t xml:space="preserve">점입니다." &lt;&lt; </w:t>
-      </w:r>
-      <w:proofErr w:type="spellStart"/>
-      <w:r>
-        <w:rPr>
-          <w:sz w:val="20"/>
-          <w:szCs w:val="20"/>
-        </w:rPr>
-        <w:t>endl</w:t>
-      </w:r>
-      <w:proofErr w:type="spellEnd"/>
-      <w:r>
-        <w:rPr>
-          <w:sz w:val="20"/>
-          <w:szCs w:val="20"/>
-        </w:rPr>
-        <w:t>;</w:t>
-      </w:r>
-    </w:p>
-    <w:p>
-      <w:pPr>
-        <w:rPr>
-          <w:sz w:val="20"/>
-          <w:szCs w:val="20"/>
-        </w:rPr>
-      </w:pPr>
-      <w:r>
-        <w:rPr>
-          <w:sz w:val="20"/>
-          <w:szCs w:val="20"/>
-        </w:rPr>
-        <w:t>}</w:t>
-      </w:r>
-    </w:p>
-    <w:p>
-      <w:pPr>
-        <w:rPr>
-          <w:sz w:val="20"/>
-          <w:szCs w:val="20"/>
-        </w:rPr>
-      </w:pPr>
-      <w:proofErr w:type="gramStart"/>
-      <w:r>
-        <w:rPr>
-          <w:sz w:val="20"/>
-          <w:szCs w:val="20"/>
-        </w:rPr>
-        <w:t>// 다른</w:t>
-      </w:r>
-      <w:proofErr w:type="gramEnd"/>
-      <w:r>
-        <w:rPr>
-          <w:sz w:val="20"/>
-          <w:szCs w:val="20"/>
-        </w:rPr>
-        <w:t xml:space="preserve"> 계정의 포인트를 합치는 함수 정의</w:t>
-      </w:r>
-    </w:p>
-    <w:p>
-      <w:pPr>
-        <w:rPr>
-          <w:sz w:val="20"/>
-          <w:szCs w:val="20"/>
-        </w:rPr>
-      </w:pPr>
-      <w:r>
-        <w:rPr>
-          <w:sz w:val="20"/>
-          <w:szCs w:val="20"/>
-        </w:rPr>
-        <w:t xml:space="preserve">void </w:t>
-      </w:r>
-      <w:proofErr w:type="gramStart"/>
-      <w:r>
-        <w:rPr>
-          <w:sz w:val="20"/>
-          <w:szCs w:val="20"/>
-        </w:rPr>
-        <w:t>Platinum::combine(</w:t>
-      </w:r>
-      <w:proofErr w:type="gramEnd"/>
-      <w:r>
-        <w:rPr>
-          <w:sz w:val="20"/>
-          <w:szCs w:val="20"/>
-        </w:rPr>
-        <w:t xml:space="preserve">Platinum&amp; </w:t>
-      </w:r>
-      <w:proofErr w:type="spellStart"/>
-      <w:proofErr w:type="gramStart"/>
-      <w:r>
-        <w:rPr>
-          <w:sz w:val="20"/>
-          <w:szCs w:val="20"/>
-        </w:rPr>
-        <w:t>otherAccount</w:t>
-      </w:r>
-      <w:proofErr w:type="spellEnd"/>
-      <w:r>
-        <w:rPr>
-          <w:sz w:val="20"/>
-          <w:szCs w:val="20"/>
-        </w:rPr>
-        <w:t>) {</w:t>
-      </w:r>
-      <w:proofErr w:type="gramEnd"/>
-    </w:p>
-    <w:p>
-      <w:pPr>
-        <w:rPr>
-          <w:sz w:val="20"/>
-          <w:szCs w:val="20"/>
-        </w:rPr>
-      </w:pPr>
-      <w:r>
-        <w:rPr>
-          <w:sz w:val="20"/>
-          <w:szCs w:val="20"/>
-        </w:rPr>
-        <w:tab/>
-        <w:t xml:space="preserve">point += </w:t>
-      </w:r>
-      <w:proofErr w:type="spellStart"/>
-      <w:r>
-        <w:rPr>
-          <w:sz w:val="20"/>
-          <w:szCs w:val="20"/>
-        </w:rPr>
-        <w:t>otherAccount.point</w:t>
-      </w:r>
-      <w:proofErr w:type="spellEnd"/>
-      <w:proofErr w:type="gramStart"/>
-      <w:r>
-        <w:rPr>
-          <w:sz w:val="20"/>
-          <w:szCs w:val="20"/>
-        </w:rPr>
-        <w:t>; /</w:t>
-      </w:r>
-      <w:proofErr w:type="gramEnd"/>
-      <w:r>
-        <w:rPr>
-          <w:sz w:val="20"/>
-          <w:szCs w:val="20"/>
-        </w:rPr>
-        <w:t>/ 현재 계정에 다른 계정 포인트를 합산</w:t>
-      </w:r>
-    </w:p>
-    <w:p>
-      <w:pPr>
-        <w:rPr>
-          <w:sz w:val="20"/>
-          <w:szCs w:val="20"/>
-        </w:rPr>
-      </w:pPr>
-      <w:r>
-        <w:rPr>
-          <w:sz w:val="20"/>
-          <w:szCs w:val="20"/>
-        </w:rPr>
-        <w:tab/>
-      </w:r>
-      <w:proofErr w:type="spellStart"/>
-      <w:r>
-        <w:rPr>
-          <w:sz w:val="20"/>
-          <w:szCs w:val="20"/>
-        </w:rPr>
-        <w:t>otherAccount.point</w:t>
-      </w:r>
-      <w:proofErr w:type="spellEnd"/>
-      <w:r>
-        <w:rPr>
-          <w:sz w:val="20"/>
-          <w:szCs w:val="20"/>
-        </w:rPr>
-        <w:t xml:space="preserve"> = 0</w:t>
-      </w:r>
-      <w:proofErr w:type="gramStart"/>
-      <w:r>
-        <w:rPr>
-          <w:sz w:val="20"/>
-          <w:szCs w:val="20"/>
-        </w:rPr>
-        <w:t>; /</w:t>
-      </w:r>
-      <w:proofErr w:type="gramEnd"/>
-      <w:r>
-        <w:rPr>
-          <w:sz w:val="20"/>
-          <w:szCs w:val="20"/>
-        </w:rPr>
-        <w:t>/ 다른 계정 포인트를 0으로 초기화</w:t>
-      </w:r>
-    </w:p>
-    <w:p>
-      <w:pPr>
-        <w:rPr>
-          <w:sz w:val="20"/>
-          <w:szCs w:val="20"/>
-        </w:rPr>
-      </w:pPr>
-      <w:r>
-        <w:rPr>
-          <w:sz w:val="20"/>
-          <w:szCs w:val="20"/>
-        </w:rPr>
-        <w:t>}</w:t>
-      </w:r>
-    </w:p>
-    <w:p>
-      <w:pPr>
-        <w:rPr>
-          <w:sz w:val="20"/>
-          <w:szCs w:val="20"/>
-        </w:rPr>
-      </w:pPr>
-    </w:p>
-    <w:p>
-      <w:pPr>
-        <w:rPr>
-          <w:b/>
-          <w:bCs/>
-          <w:sz w:val="24"/>
-        </w:rPr>
-      </w:pPr>
+        <w:t>main</w:t>
+      </w:r>
       <w:r>
         <w:rPr>
           <w:rFonts w:hint="eastAsia"/>
@@ -5725,7 +5733,7 @@
           <w:bCs/>
           <w:sz w:val="24"/>
         </w:rPr>
-        <w:t>main</w:t>
+        <w:t>.</w:t>
       </w:r>
       <w:r>
         <w:rPr>
@@ -5734,15 +5742,6 @@
           <w:bCs/>
           <w:sz w:val="24"/>
         </w:rPr>
-        <w:t>.</w:t>
-      </w:r>
-      <w:r>
-        <w:rPr>
-          <w:rFonts w:hint="eastAsia"/>
-          <w:b/>
-          <w:bCs/>
-          <w:sz w:val="24"/>
-        </w:rPr>
         <w:t>cpp</w:t>
       </w:r>
     </w:p>
@@ -6640,7 +6639,6 @@
     <w:p>
       <w:pPr>
         <w:rPr>
-          <w:rFonts w:hint="eastAsia"/>
           <w:sz w:val="20"/>
           <w:szCs w:val="20"/>
         </w:rPr>
@@ -6708,16 +6706,13 @@
       </w:r>
     </w:p>
     <w:p/>
-    <w:p>
-      <w:pPr>
+    <w:p/>
+    <w:p>
+      <w:pPr>
+        <w:pStyle w:val="a4"/>
         <w:rPr>
           <w:rFonts w:hint="eastAsia"/>
         </w:rPr>
-      </w:pPr>
-    </w:p>
-    <w:p>
-      <w:pPr>
-        <w:pStyle w:val="a4"/>
       </w:pPr>
       <w:r>
         <w:rPr>
@@ -6729,332 +6724,428 @@
     </w:p>
     <w:p/>
     <w:p>
-      <w:r>
+      <w:pPr>
         <w:rPr>
           <w:rFonts w:hint="eastAsia"/>
         </w:rPr>
-        <w:t>이번 과제를 작성하는 데 걸린 시간은 약 2시간 30분 정도였습니다.</w:t>
-      </w:r>
-    </w:p>
-    <w:p/>
-    <w:p>
+      </w:pPr>
+      <w:r>
+        <w:t>이번 과제를 작성하는 데 걸린 시간은 약 3시간 정도였습니다.</w:t>
+      </w:r>
+    </w:p>
+    <w:p>
+      <w:r>
+        <w:t xml:space="preserve">첫 번째 실습문제는 Light 클래스를 활용한 연산자 </w:t>
+      </w:r>
       <w:r>
         <w:rPr>
           <w:rFonts w:hint="eastAsia"/>
         </w:rPr>
-        <w:t xml:space="preserve">6번 실습문제는 다각형 좌표를 관리하는 Polygon 프로그램 </w:t>
-      </w:r>
-      <w:proofErr w:type="spellStart"/>
+        <w:t>재정의</w:t>
+      </w:r>
+      <w:r>
+        <w:t xml:space="preserve"> 프로그램 </w:t>
+      </w:r>
+      <w:proofErr w:type="spellStart"/>
+      <w:r>
+        <w:t>만들기였습니다</w:t>
+      </w:r>
+      <w:proofErr w:type="spellEnd"/>
+      <w:r>
+        <w:t>. 이번 문제에서는 생성자와 연산자 함수들을 클래스 내부에서 구현하고, 이를 헤더 파일과 구현 파일로 분리하여 작성해 보았습니다. 기존에는 연산자를 단순히 계산 기호처럼 사용했지만, 이번 과제를 통해 연산자도 클래스 객체에 맞게 새로운 기능을 정의할 수 있다는 점을 직접 경험할 수 있었습니다.</w:t>
+      </w:r>
+    </w:p>
+    <w:p>
+      <w:r>
+        <w:t>특히 += 연산자를 정의하는 과정이 인상 깊었습니다. Light 객체끼리 더하는 함수와 정수를 더하는 함수를 각각 구현하여 같은 연산자라도 매개변수 형태에 따라 다르게 동작하도록 만들었습니다. 또한 10장에서 학습한 템플릿 함수 개념을 떠올리며, 자료형이나 객체 종류가 달라지더라도 공통된 방식으로 처리할 수 있도록 일반화하는 방법도 적용해 볼 수 있겠다는 생각이 들었습니다.</w:t>
+      </w:r>
       <w:r>
         <w:rPr>
           <w:rFonts w:hint="eastAsia"/>
         </w:rPr>
+        <w:t xml:space="preserve"> </w:t>
+      </w:r>
+    </w:p>
+    <w:p>
+      <w:pPr>
+        <w:rPr>
+          <w:rFonts w:hint="eastAsia"/>
+        </w:rPr>
+      </w:pPr>
+      <w:r>
+        <w:t>Light 객체를 매개변수로 받을 경우에는 다른 객체의 size 값을 현재 객체에 더하고, 더해진 객체의 size를 0으로 초기화하도록 구현했습니다. 또한 함수 반환형을 객체 참조형으로 선언하고 return *</w:t>
+      </w:r>
+      <w:proofErr w:type="gramStart"/>
+      <w:r>
+        <w:t>this;</w:t>
+      </w:r>
+      <w:proofErr w:type="spellStart"/>
+      <w:r>
+        <w:t>를</w:t>
+      </w:r>
+      <w:proofErr w:type="spellEnd"/>
+      <w:proofErr w:type="gramEnd"/>
+      <w:r>
+        <w:t xml:space="preserve"> 사용하여 (a += b) += 10과 같은 연쇄 호출이 가능하도록 구현했습니다.</w:t>
+      </w:r>
+    </w:p>
+    <w:p>
+      <w:r>
+        <w:t>또한 후위 감소 연산자인 operator--(int</w:t>
+      </w:r>
+      <w:r>
+        <w:rPr>
+          <w:rFonts w:hint="eastAsia"/>
+        </w:rPr>
+        <w:t xml:space="preserve"> x</w:t>
+      </w:r>
+      <w:r>
+        <w:t xml:space="preserve">)를 구현하면서 후위 연산의 동작 방식도 다시 확인할 수 있었습니다. 처음에는 단순히 size 값을 감소시키면 된다고 생각했지만, 후위 연산은 감소 이전의 값을 반환해야 하기 때문에 임시 객체를 생성하여 현재 상태를 저장한 후 size를 감소시키는 과정을 구현했습니다. </w:t>
+      </w:r>
+    </w:p>
+    <w:p>
+      <w:r>
+        <w:t xml:space="preserve">두 번째 실습문제는 Platinum 회원의 포인트를 관리하는 프로그램 </w:t>
+      </w:r>
+      <w:proofErr w:type="spellStart"/>
+      <w:r>
         <w:t>만들기였습니다</w:t>
       </w:r>
       <w:proofErr w:type="spellEnd"/>
       <w:r>
+        <w:t xml:space="preserve">. </w:t>
+      </w:r>
+      <w:r>
         <w:rPr>
           <w:rFonts w:hint="eastAsia"/>
         </w:rPr>
-        <w:t xml:space="preserve">. </w:t>
-      </w:r>
-    </w:p>
-    <w:p>
-      <w:r>
-        <w:t>먼저 4장에서 학습한 객체 배열의 동적 생성 개념을 적용해 보았습니다. 객체 생성 시점에 필요한 점의 개수를 파악하고, new 연산자로 </w:t>
-      </w:r>
-      <w:proofErr w:type="spellStart"/>
-      <w:r>
-        <w:t>xList</w:t>
-      </w:r>
-      <w:proofErr w:type="spellEnd"/>
-      <w:r>
-        <w:t>와 </w:t>
-      </w:r>
-      <w:proofErr w:type="spellStart"/>
-      <w:r>
-        <w:t>yList</w:t>
-      </w:r>
-      <w:proofErr w:type="spellEnd"/>
-      <w:r>
-        <w:t> 동적 배열을 생성함으로써 실행 중에 메모리를 효율적으로 할당하는 방식을 익힐 수 있었습니다.</w:t>
-      </w:r>
-    </w:p>
-    <w:p>
-      <w:r>
-        <w:rPr>
-          <w:szCs w:val="22"/>
-        </w:rPr>
-        <w:t xml:space="preserve">사용이 끝난 후 소멸자에서 delete[]를 호출하여 </w:t>
-      </w:r>
-      <w:proofErr w:type="spellStart"/>
-      <w:r>
-        <w:rPr>
-          <w:szCs w:val="22"/>
-        </w:rPr>
-        <w:t>할당받은</w:t>
-      </w:r>
-      <w:proofErr w:type="spellEnd"/>
-      <w:r>
-        <w:rPr>
-          <w:szCs w:val="22"/>
-        </w:rPr>
-        <w:t xml:space="preserve"> 메모리를 잊지 않고 </w:t>
-      </w:r>
-      <w:r>
+        <w:t>9-4</w:t>
+      </w:r>
+      <w:r>
+        <w:t xml:space="preserve">문제에서는 추상 클래스와 상속을 사용하여 객체 지향 프로그래밍의 구조를 직접 구현해 볼 수 있었습니다. 부모 클래스인 </w:t>
+      </w:r>
+      <w:proofErr w:type="spellStart"/>
+      <w:r>
+        <w:t>AbstractPoint</w:t>
+      </w:r>
+      <w:proofErr w:type="spellEnd"/>
+      <w:r>
+        <w:t>에는 회원 이름, 포인트, 적립 비율과 같은 공통 정보를 저장하고, 포인트 적립 함수 earn()과 출력 함수 show()를 순수 가상 함수로 선언하였습니다. 이후 자식 클래스인 Platinum에서 이를 상속받아 실제 기능을 구현하였습니다.</w:t>
+      </w:r>
+    </w:p>
+    <w:p>
+      <w:pPr>
         <w:rPr>
           <w:rFonts w:hint="eastAsia"/>
-          <w:szCs w:val="22"/>
-        </w:rPr>
-        <w:t>해제하는 것이</w:t>
-      </w:r>
-      <w:r>
-        <w:rPr>
-          <w:szCs w:val="22"/>
-        </w:rPr>
-        <w:t xml:space="preserve"> 메모리 누수를 방지하는 핵심이라는 점을 다시 한번 확인했습니다.</w:t>
-      </w:r>
-    </w:p>
-    <w:p>
-      <w:pPr>
-        <w:rPr>
-          <w:szCs w:val="22"/>
-        </w:rPr>
-      </w:pPr>
-      <w:r>
-        <w:rPr>
-          <w:szCs w:val="22"/>
-        </w:rPr>
-        <w:t>또한</w:t>
+        </w:rPr>
+      </w:pPr>
+      <w:r>
+        <w:t xml:space="preserve">프로그램의 실행 과정을 살펴보면 먼저 main 함수에서 </w:t>
+      </w:r>
+      <w:proofErr w:type="spellStart"/>
+      <w:r>
+        <w:t>hwang</w:t>
+      </w:r>
+      <w:proofErr w:type="spellEnd"/>
+      <w:r>
+        <w:t xml:space="preserve"> 객체와 park 객체를 생성하는 순간 Platinum 생성자가 호출됩니다. 이때 생성자 초기화 리스트를 통해 부모 클래스인 </w:t>
+      </w:r>
+      <w:proofErr w:type="spellStart"/>
+      <w:r>
+        <w:t>AbstractPoint</w:t>
+      </w:r>
+      <w:proofErr w:type="spellEnd"/>
+      <w:r>
+        <w:t xml:space="preserve"> 생성자가 먼저 호출되어 name과 ratio 값이 초기화되고, 이후 Platinum 클래스 내부의 base와 </w:t>
+      </w:r>
+      <w:proofErr w:type="spellStart"/>
+      <w:r>
+        <w:t>bonusRatio</w:t>
+      </w:r>
+      <w:proofErr w:type="spellEnd"/>
+      <w:r>
+        <w:t>가 초기화됩니다.</w:t>
+      </w:r>
+    </w:p>
+    <w:p>
+      <w:r>
+        <w:lastRenderedPageBreak/>
+        <w:t xml:space="preserve">그 후 </w:t>
+      </w:r>
+      <w:proofErr w:type="spellStart"/>
+      <w:proofErr w:type="gramStart"/>
+      <w:r>
+        <w:t>hwang.earn</w:t>
+      </w:r>
+      <w:proofErr w:type="spellEnd"/>
+      <w:proofErr w:type="gramEnd"/>
+      <w:r>
+        <w:t xml:space="preserve">(50000)을 호출하면 결제 금액이 기준 금액보다 작기 때문에 기본 적립 비율인 ratio를 이용하여 포인트가 계산됩니다. 반대로 </w:t>
+      </w:r>
+      <w:proofErr w:type="spellStart"/>
+      <w:proofErr w:type="gramStart"/>
+      <w:r>
+        <w:t>hwang.earn</w:t>
+      </w:r>
+      <w:proofErr w:type="spellEnd"/>
+      <w:proofErr w:type="gramEnd"/>
+      <w:r>
+        <w:t xml:space="preserve">(200000)이나 </w:t>
+      </w:r>
+      <w:proofErr w:type="spellStart"/>
+      <w:proofErr w:type="gramStart"/>
+      <w:r>
+        <w:t>park.earn</w:t>
+      </w:r>
+      <w:proofErr w:type="spellEnd"/>
+      <w:proofErr w:type="gramEnd"/>
+      <w:r>
+        <w:t xml:space="preserve">(500000)을 호출할 경우에는 기준 금액을 초과하므로 </w:t>
+      </w:r>
+      <w:proofErr w:type="spellStart"/>
+      <w:r>
+        <w:t>bonusRatio</w:t>
+      </w:r>
+      <w:proofErr w:type="spellEnd"/>
+      <w:r>
+        <w:t xml:space="preserve">를 적용하여 추가 적립 포인트가 계산됩니다. 이후 show() 함수를 호출하면 회원 이름과 적립 포인트가 출력되며, </w:t>
+      </w:r>
+      <w:proofErr w:type="spellStart"/>
+      <w:proofErr w:type="gramStart"/>
+      <w:r>
+        <w:t>hwang.combine</w:t>
+      </w:r>
+      <w:proofErr w:type="spellEnd"/>
+      <w:proofErr w:type="gramEnd"/>
+      <w:r>
+        <w:t>(park)</w:t>
+      </w:r>
+      <w:proofErr w:type="spellStart"/>
+      <w:r>
+        <w:t>를</w:t>
+      </w:r>
+      <w:proofErr w:type="spellEnd"/>
+      <w:r>
+        <w:t xml:space="preserve"> 호출하면 park 객체가 가지고 있던 포인트가</w:t>
       </w:r>
       <w:r>
         <w:rPr>
           <w:rFonts w:hint="eastAsia"/>
-          <w:szCs w:val="22"/>
         </w:rPr>
         <w:t xml:space="preserve"> </w:t>
       </w:r>
-      <w:r>
-        <w:rPr>
-          <w:szCs w:val="22"/>
-        </w:rPr>
-        <w:t>get() 함수를 구현하며 참조 매개변수의 유용함을 크게 느꼈습니다. 보통 함수는</w:t>
+      <w:proofErr w:type="spellStart"/>
+      <w:r>
+        <w:t>hwang</w:t>
+      </w:r>
+      <w:proofErr w:type="spellEnd"/>
+      <w:r>
+        <w:t xml:space="preserve"> 객체로 옮겨지고 park의 포인트는 0으로 초기화됩니다. 이 과정에서는 매개변수를 참조형으로 전달하여 실제 객체 자체를 수정</w:t>
       </w:r>
       <w:r>
         <w:rPr>
           <w:rFonts w:hint="eastAsia"/>
-          <w:szCs w:val="22"/>
-        </w:rPr>
-        <w:t xml:space="preserve"> return을 사용하여</w:t>
-      </w:r>
-      <w:r>
-        <w:rPr>
-          <w:szCs w:val="22"/>
-        </w:rPr>
-        <w:t xml:space="preserve"> 하나의 값만 반환할 수 있지만, 참조 매개변수를 활용하니 함수 내부에서 수정한 x, y 좌표값이 호출한 곳의 변수에 그대로 반영되어 여러 개의 값을 동시에 전달하는 효과를 낼 수 있었습니다.</w:t>
-      </w:r>
-    </w:p>
-    <w:p>
-      <w:pPr>
-        <w:rPr>
-          <w:szCs w:val="22"/>
-        </w:rPr>
-      </w:pPr>
-    </w:p>
-    <w:p>
+        </w:rPr>
+        <w:t>할 수 있게</w:t>
+      </w:r>
+      <w:r>
+        <w:t xml:space="preserve"> 구현</w:t>
+      </w:r>
       <w:r>
         <w:rPr>
           <w:rFonts w:hint="eastAsia"/>
         </w:rPr>
-        <w:t xml:space="preserve">8번 </w:t>
+        <w:t>했습니다</w:t>
+      </w:r>
+      <w:r>
+        <w:t xml:space="preserve">. 참조 매개변수를 사용했기 때문에 함수 내부에서 </w:t>
+      </w:r>
+      <w:proofErr w:type="spellStart"/>
+      <w:r>
+        <w:t>otherAccount.point</w:t>
+      </w:r>
+      <w:proofErr w:type="spellEnd"/>
+      <w:r>
+        <w:t xml:space="preserve"> 값을 변경하면 복사본이 아닌 원본 객체인 park의 포인트가 직접 변경되어 0으로 초기화될 수 있었습니다.</w:t>
       </w:r>
       <w:r>
         <w:rPr>
           <w:rFonts w:hint="eastAsia"/>
         </w:rPr>
-        <w:t xml:space="preserve">실습문제는 피트니스 센터의 회원수를 관리하는 Fitness 프로그램 </w:t>
-      </w:r>
-      <w:proofErr w:type="spellStart"/>
+        <w:t xml:space="preserve"> </w:t>
+      </w:r>
+    </w:p>
+    <w:p>
+      <w:r>
+        <w:t xml:space="preserve">특히 이번 과제에서는 동적 바인딩의 개념이 매우 중요하다고 느꼈습니다. </w:t>
+      </w:r>
+      <w:proofErr w:type="spellStart"/>
+      <w:r>
+        <w:t>AbstractPoint</w:t>
+      </w:r>
+      <w:proofErr w:type="spellEnd"/>
+      <w:r>
+        <w:t xml:space="preserve"> 클래스에서 earn() 함수와 show() 함수를 순수 가상 함수로 선언하고 </w:t>
+      </w:r>
+      <w:r>
+        <w:t>virtual 키워드를 사용하면 부모 클래스 포인터가 자식 객체를 가리키는 상황에서 실행 시점에</w:t>
+      </w:r>
       <w:r>
         <w:rPr>
           <w:rFonts w:hint="eastAsia"/>
         </w:rPr>
-        <w:t>만들기였습니다</w:t>
-      </w:r>
-      <w:proofErr w:type="spellEnd"/>
+        <w:t xml:space="preserve"> </w:t>
+      </w:r>
+      <w:r>
+        <w:t xml:space="preserve">객체 타입을 확인하여 자식 클래스의 함수가 호출된다는 점도 함께 이해할 수 </w:t>
+      </w:r>
+      <w:proofErr w:type="gramStart"/>
+      <w:r>
+        <w:t>있었습니다.</w:t>
+      </w:r>
+      <w:r>
+        <w:t>.</w:t>
+      </w:r>
+      <w:proofErr w:type="gramEnd"/>
+      <w:r>
+        <w:t xml:space="preserve"> 이것이 바로 동적 바인딩이며, 실행 중에 어떤 함수가 호출될지를 결정하는 객체 지향 프로그래밍의 중요한 특징이라는 점을 이해할 수 있었습니다.</w:t>
+      </w:r>
+    </w:p>
+    <w:p>
+      <w:r>
+        <w:t>또한 이번 과</w:t>
+      </w:r>
       <w:r>
         <w:rPr>
           <w:rFonts w:hint="eastAsia"/>
         </w:rPr>
+        <w:t>제는</w:t>
+      </w:r>
+      <w:r>
+        <w:t xml:space="preserve"> 단순히 상속 문법을 사용하는데 있는 것이 아니라 공통 기능과 세</w:t>
+      </w:r>
+      <w:r>
+        <w:rPr>
+          <w:rFonts w:hint="eastAsia"/>
+        </w:rPr>
+        <w:t>세한</w:t>
+      </w:r>
+      <w:r>
+        <w:t xml:space="preserve"> 기능을 분리하여 설계하는 과정</w:t>
+      </w:r>
+      <w:r>
+        <w:rPr>
+          <w:rFonts w:hint="eastAsia"/>
+        </w:rPr>
+        <w:t>이 중요하다고 생각했습니다</w:t>
+      </w:r>
+      <w:r>
+        <w:t xml:space="preserve">. 부모 클래스에는 공통 기능을 작성하고, 자식 클래스에서는 필요한 기능만 재정의함으로써 코드 재사용성과 확장성이 높아진다는 것을 </w:t>
+      </w:r>
+      <w:r>
+        <w:rPr>
+          <w:rFonts w:hint="eastAsia"/>
+        </w:rPr>
+        <w:t>알</w:t>
+      </w:r>
+      <w:r>
+        <w:rPr>
+          <w:rFonts w:hint="eastAsia"/>
+        </w:rPr>
+        <w:t xml:space="preserve"> </w:t>
+      </w:r>
+      <w:r>
+        <w:rPr>
+          <w:rFonts w:hint="eastAsia"/>
+        </w:rPr>
+        <w:t>수 있었습니다</w:t>
+      </w:r>
+      <w:r>
         <w:t>.</w:t>
       </w:r>
     </w:p>
     <w:p>
       <w:r>
+        <w:t xml:space="preserve">이번 과제를 수행하며 </w:t>
+      </w:r>
+      <w:r>
         <w:rPr>
           <w:rFonts w:hint="eastAsia"/>
         </w:rPr>
-        <w:t xml:space="preserve">문제에서는 arrive()함수를 한 줄에 여러 번 호출하는 방식을 사용했습니다. </w:t>
-      </w:r>
-      <w:r>
-        <w:t xml:space="preserve">이를 </w:t>
+        <w:t>느낀 소감은</w:t>
       </w:r>
       <w:r>
         <w:rPr>
           <w:rFonts w:hint="eastAsia"/>
         </w:rPr>
-        <w:t xml:space="preserve">구현하기 </w:t>
-      </w:r>
-      <w:r>
-        <w:t>위해 함수의 반환 타입을 클래스의 참조형으로 설정하고, 함수 마지막에 객체 자신의 참조인 return *this;</w:t>
+        <w:t xml:space="preserve"> </w:t>
+      </w:r>
+      <w:r>
+        <w:t>추상 클래스, 상속, 순수 가상 함수, 동적 바인</w:t>
       </w:r>
       <w:r>
         <w:rPr>
           <w:rFonts w:hint="eastAsia"/>
         </w:rPr>
+        <w:t>딩</w:t>
+      </w:r>
+      <w:r>
+        <w:t xml:space="preserve"> 같은 개념들은</w:t>
+      </w:r>
+      <w:r>
+        <w:rPr>
+          <w:rFonts w:hint="eastAsia"/>
+        </w:rPr>
         <w:t xml:space="preserve"> </w:t>
       </w:r>
-      <w:proofErr w:type="spellStart"/>
+      <w:r>
+        <w:t>다소</w:t>
+      </w:r>
       <w:r>
         <w:rPr>
           <w:rFonts w:hint="eastAsia"/>
         </w:rPr>
-        <w:t>를</w:t>
-      </w:r>
-      <w:proofErr w:type="spellEnd"/>
-      <w:r>
+        <w:t xml:space="preserve"> </w:t>
+      </w:r>
+      <w:r>
+        <w:t>어렵게 느껴졌지만, 실제 프로그램 안에서 직접 구현하고 실행해 보니 각 개념의 역할과 필요성을 더욱 명확하게 이해할 수 있었습니다. 단순히 기능을 구현하는 것이 아니라 부모 클래스와 자식 클래스의 역할을 구분하고, 공통 기능과 세부 기능을 나누어 설계하는 과정이 객체 지향 프로그래밍의 핵심이라는 점도 느낄 수 있었습니다.</w:t>
+      </w:r>
+    </w:p>
+    <w:p>
+      <w:pPr>
         <w:rPr>
           <w:rFonts w:hint="eastAsia"/>
         </w:rPr>
-        <w:t xml:space="preserve"> 사용하여 arrive()함수를 구현할 수 있었습니다</w:t>
-      </w:r>
-      <w:r>
-        <w:t>.</w:t>
-      </w:r>
-    </w:p>
-    <w:p>
-      <w:r>
-        <w:t>또한 at() 함수에서도 참조 리턴</w:t>
+      </w:pPr>
+      <w:r>
+        <w:t>또한 프로그램의 실행 순서를 하나씩 따라가며 객체 생성 과정, 함수 호출 과정, 포인트 적립 과정 등을 분석해 보면서 코드가 어떤 방식으로 동작하는지 이전보다 더 깊이 생각하게 되었습니다. 특히 virtual 키워드를 사용했을 때 실행 시점에 실제 객체의 함수가 호출되는 동적 바인딩 과정을 직접 확인하며 객체 지향 프로그래밍</w:t>
       </w:r>
       <w:r>
         <w:rPr>
           <w:rFonts w:hint="eastAsia"/>
         </w:rPr>
+        <w:t xml:space="preserve">은 </w:t>
+      </w:r>
+      <w:r>
+        <w:t>프로그램의 유연성과 확장성을 높여주는 중요한 설계 방식이라는 점을 체감할 수 있었습니다.</w:t>
+      </w:r>
+      <w:r>
+        <w:rPr>
+          <w:rFonts w:hint="eastAsia"/>
+        </w:rPr>
         <w:t xml:space="preserve"> </w:t>
       </w:r>
-      <w:r>
-        <w:t>int</w:t>
-      </w:r>
-      <w:proofErr w:type="gramStart"/>
-      <w:r>
-        <w:t>&amp;</w:t>
-      </w:r>
-      <w:r>
+    </w:p>
+    <w:p>
+      <w:pPr>
         <w:rPr>
           <w:rFonts w:hint="eastAsia"/>
         </w:rPr>
-        <w:t xml:space="preserve"> </w:t>
-      </w:r>
-      <w:r>
-        <w:t>을</w:t>
-      </w:r>
-      <w:proofErr w:type="gramEnd"/>
-      <w:r>
-        <w:t xml:space="preserve"> 활용하여</w:t>
-      </w:r>
-      <w:r>
-        <w:rPr>
-          <w:rFonts w:hint="eastAsia"/>
-        </w:rPr>
-        <w:t xml:space="preserve"> </w:t>
-      </w:r>
-      <w:r>
-        <w:t>멤버 변수의 값을 직접 수정하는 과정을 통해 참조</w:t>
-      </w:r>
-      <w:r>
-        <w:rPr>
-          <w:rFonts w:hint="eastAsia"/>
-        </w:rPr>
-        <w:t>의 활</w:t>
-      </w:r>
-      <w:r>
-        <w:rPr>
-          <w:rFonts w:hint="eastAsia"/>
-        </w:rPr>
-        <w:t>용성이 많다는 것을 알 수 있었습니다.</w:t>
-      </w:r>
-      <w:r>
-        <w:rPr>
-          <w:rFonts w:hint="eastAsia"/>
-        </w:rPr>
-        <w:t xml:space="preserve"> </w:t>
-      </w:r>
-    </w:p>
-    <w:p>
-      <w:r>
-        <w:rPr>
-          <w:rFonts w:hint="eastAsia"/>
-        </w:rPr>
-        <w:t>그리고 피트니스 프로그램을 구현하며 예외 상황 처리에 대해서도 고민했습니다. arrive() 함수와 count() 함수에서 잘못된 성별이 입력되면 에러 메시지를 출력하고, 특히 count()함수에서는 인원수를 0으로 초기화하여 잘못된 성별이 입력된 곳에 안전한 값을 받도록 처리했습니다.</w:t>
-      </w:r>
-    </w:p>
-    <w:p>
-      <w:r>
-        <w:rPr>
-          <w:rFonts w:hint="eastAsia"/>
-        </w:rPr>
-        <w:t>반면 at() 함수는 참조를 반환해야 하는 특수한 경우였습니다. 참조 리턴은 변수 자체를 반환해야 하는데, 잘못된 성별이 입력되었을 때 유효하지 않은 참조를 반환하면 엉뚱한 값이 출력되거나 프로그램이 불안정해질 수도 있겠다 생각했습니다. 따라서 at()함수만은 exit(1)을 사용하여 잘못된 성별이 입력되었을 때 프로그램을 종료하도록 구현했습니다.</w:t>
-      </w:r>
-    </w:p>
-    <w:p>
-      <w:r>
-        <w:lastRenderedPageBreak/>
-        <w:t>이번 과제를 수행하며 단순히 문법을 암기하는 것을 넘어, 데이터를 객체 단위로 묶어 관리하는 방식이 얼마나 효율적인지 실감할 수 있었습니다.</w:t>
-      </w:r>
-      <w:r>
-        <w:rPr>
-          <w:rFonts w:hint="eastAsia"/>
-        </w:rPr>
-        <w:t xml:space="preserve"> </w:t>
-      </w:r>
-      <w:r>
-        <w:t>헤더</w:t>
-      </w:r>
-      <w:r>
-        <w:rPr>
-          <w:rFonts w:hint="eastAsia"/>
-        </w:rPr>
-        <w:t>파일과</w:t>
-      </w:r>
-      <w:r>
-        <w:t xml:space="preserve"> 구현파일을 분리하여 작성하는 과정을 통해 코드의 구조</w:t>
-      </w:r>
-      <w:r>
-        <w:rPr>
-          <w:rFonts w:hint="eastAsia"/>
-        </w:rPr>
-        <w:t>를 훨씬 깔끔하게 구현할 수 있었습니다</w:t>
-      </w:r>
-      <w:r>
-        <w:t>. 처음에는 복잡하게 느껴졌던 연쇄 호출이나 참조 리턴 같은 개념들이 실제 코드로 구현되어 동작하는 모습을 보며, 객체</w:t>
-      </w:r>
-      <w:r>
-        <w:rPr>
-          <w:rFonts w:hint="eastAsia"/>
-        </w:rPr>
-        <w:t xml:space="preserve"> </w:t>
-      </w:r>
-      <w:r>
-        <w:t>지향 프로그래밍이 대규모 프로그램을 설계할 때 왜 유리한지 깊이 이해할 수 있었던 유익한 시간이었습니다.</w:t>
-      </w:r>
-      <w:r>
-        <w:rPr>
-          <w:rFonts w:hint="eastAsia"/>
-        </w:rPr>
-        <w:t xml:space="preserve"> </w:t>
-      </w:r>
-    </w:p>
-    <w:p/>
+      </w:pPr>
+      <w:r>
+        <w:t>이번 과제를 통해 객체 지향 프로그래밍의 개념을 실제 코드로 적용하며 그 중요성과 활용성을 직접 느낄 수 있었던 유익한 시간이었습니다.</w:t>
+      </w:r>
+    </w:p>
     <w:sectPr>
       <w:pgSz w:w="11906" w:h="16838"/>
       <w:pgMar w:top="1701" w:right="1440" w:bottom="1440" w:left="1440" w:header="851" w:footer="992" w:gutter="0"/>
@@ -7820,7 +7911,6 @@
   <w:style w:type="character" w:default="1" w:styleId="a0">
     <w:name w:val="Default Paragraph Font"/>
     <w:uiPriority w:val="1"/>
-    <w:semiHidden/>
     <w:unhideWhenUsed/>
   </w:style>
   <w:style w:type="table" w:default="1" w:styleId="a1">
